--- a/DP_text.docx
+++ b/DP_text.docx
@@ -6631,11 +6631,1068 @@
         <w:br w:type="page"/>
       </w:r>
     </w:p>
+    <w:p>
+      <w:r>
+        <w:lastRenderedPageBreak/>
+        <w:t>EXPERIMENT</w:t>
+      </w:r>
+    </w:p>
     <w:p/>
     <w:p/>
     <w:p>
       <w:r>
         <w:rPr>
+          <w:noProof/>
+        </w:rPr>
+        <w:drawing>
+          <wp:inline distT="0" distB="0" distL="0" distR="0" wp14:anchorId="32534E4D" wp14:editId="47554520">
+            <wp:extent cx="5760720" cy="3705225"/>
+            <wp:effectExtent l="0" t="0" r="5080" b="3175"/>
+            <wp:docPr id="1212071170" name="Obrázek 1"/>
+            <wp:cNvGraphicFramePr>
+              <a:graphicFrameLocks xmlns:a="http://schemas.openxmlformats.org/drawingml/2006/main" noChangeAspect="1"/>
+            </wp:cNvGraphicFramePr>
+            <a:graphic xmlns:a="http://schemas.openxmlformats.org/drawingml/2006/main">
+              <a:graphicData uri="http://schemas.openxmlformats.org/drawingml/2006/picture">
+                <pic:pic xmlns:pic="http://schemas.openxmlformats.org/drawingml/2006/picture">
+                  <pic:nvPicPr>
+                    <pic:cNvPr id="1212071170" name=""/>
+                    <pic:cNvPicPr/>
+                  </pic:nvPicPr>
+                  <pic:blipFill>
+                    <a:blip r:embed="rId8"/>
+                    <a:stretch>
+                      <a:fillRect/>
+                    </a:stretch>
+                  </pic:blipFill>
+                  <pic:spPr>
+                    <a:xfrm>
+                      <a:off x="0" y="0"/>
+                      <a:ext cx="5760720" cy="3705225"/>
+                    </a:xfrm>
+                    <a:prstGeom prst="rect">
+                      <a:avLst/>
+                    </a:prstGeom>
+                  </pic:spPr>
+                </pic:pic>
+              </a:graphicData>
+            </a:graphic>
+          </wp:inline>
+        </w:drawing>
+      </w:r>
+    </w:p>
+    <w:p>
+      <w:r>
+        <w:t>Obr1</w:t>
+      </w:r>
+    </w:p>
+    <w:p/>
+    <w:p>
+      <w:proofErr w:type="gramStart"/>
+      <w:r>
+        <w:t>A,B</w:t>
+      </w:r>
+      <w:proofErr w:type="gramEnd"/>
+      <w:r>
+        <w:t>,C jsou tři různé modely koeficientu vzájemného tření</w:t>
+      </w:r>
+      <w:r>
+        <w:t>.</w:t>
+      </w:r>
+      <w:r>
+        <w:br/>
+        <w:t xml:space="preserve">Měří se čas od začátku glitche (když se část momentu hybnosti náhle uvolní ze </w:t>
+      </w:r>
+      <w:proofErr w:type="spellStart"/>
+      <w:r>
+        <w:t>sup</w:t>
+      </w:r>
+      <w:r>
+        <w:t>ratekuté</w:t>
+      </w:r>
+      <w:proofErr w:type="spellEnd"/>
+      <w:r>
+        <w:t xml:space="preserve"> složky).</w:t>
+      </w:r>
+    </w:p>
+    <w:p>
+      <w:r>
+        <w:t>Delta ný je změna rotační frekvence.</w:t>
+      </w:r>
+    </w:p>
+    <w:p>
+      <w:r>
+        <w:rPr>
+          <w:noProof/>
+        </w:rPr>
+        <w:drawing>
+          <wp:inline distT="0" distB="0" distL="0" distR="0">
+            <wp:extent cx="1765300" cy="431800"/>
+            <wp:effectExtent l="0" t="0" r="0" b="0"/>
+            <wp:docPr id="1513795304" name="Obrázek 1"/>
+            <wp:cNvGraphicFramePr>
+              <a:graphicFrameLocks xmlns:a="http://schemas.openxmlformats.org/drawingml/2006/main" noChangeAspect="1"/>
+            </wp:cNvGraphicFramePr>
+            <a:graphic xmlns:a="http://schemas.openxmlformats.org/drawingml/2006/main">
+              <a:graphicData uri="http://schemas.openxmlformats.org/drawingml/2006/picture">
+                <pic:pic xmlns:pic="http://schemas.openxmlformats.org/drawingml/2006/picture">
+                  <pic:nvPicPr>
+                    <pic:cNvPr id="1513795304" name="Obrázek 1513795304"/>
+                    <pic:cNvPicPr/>
+                  </pic:nvPicPr>
+                  <pic:blipFill>
+                    <a:blip r:embed="rId9">
+                      <a:extLst>
+                        <a:ext uri="{28A0092B-C50C-407E-A947-70E740481C1C}">
+                          <a14:useLocalDpi xmlns:a14="http://schemas.microsoft.com/office/drawing/2010/main" val="0"/>
+                        </a:ext>
+                      </a:extLst>
+                    </a:blip>
+                    <a:stretch>
+                      <a:fillRect/>
+                    </a:stretch>
+                  </pic:blipFill>
+                  <pic:spPr>
+                    <a:xfrm>
+                      <a:off x="0" y="0"/>
+                      <a:ext cx="1765300" cy="431800"/>
+                    </a:xfrm>
+                    <a:prstGeom prst="rect">
+                      <a:avLst/>
+                    </a:prstGeom>
+                  </pic:spPr>
+                </pic:pic>
+              </a:graphicData>
+            </a:graphic>
+          </wp:inline>
+        </w:drawing>
+      </w:r>
+      <w:r>
+        <w:t xml:space="preserve"> je slabá </w:t>
+      </w:r>
+      <w:r>
+        <w:t xml:space="preserve">vazba v jádře, beta </w:t>
+      </w:r>
+      <w:proofErr w:type="spellStart"/>
+      <w:r>
+        <w:t>core</w:t>
+      </w:r>
+      <w:proofErr w:type="spellEnd"/>
+      <w:r>
+        <w:t xml:space="preserve"> je koeficient vzájemného tření v jádře.</w:t>
+      </w:r>
+      <w:r>
+        <w:br/>
+        <w:t xml:space="preserve">Aby graf seděl se skutečností naměřených dat z Vely, musí být beta </w:t>
+      </w:r>
+      <w:proofErr w:type="spellStart"/>
+      <w:r>
+        <w:t>core</w:t>
+      </w:r>
+      <w:proofErr w:type="spellEnd"/>
+      <w:r>
+        <w:t xml:space="preserve"> menší než beta </w:t>
+      </w:r>
+      <w:proofErr w:type="spellStart"/>
+      <w:r>
+        <w:t>crust</w:t>
+      </w:r>
+      <w:proofErr w:type="spellEnd"/>
+      <w:r>
+        <w:t>. Takže slabá vazba v jádře, ale silná vazba v krustě.</w:t>
+      </w:r>
+      <w:r>
+        <w:br/>
+        <w:t xml:space="preserve">Ve skutečnosti se Beta </w:t>
+      </w:r>
+      <w:r>
+        <w:t>v </w:t>
+      </w:r>
+      <w:proofErr w:type="spellStart"/>
+      <w:r>
+        <w:t>crustě</w:t>
+      </w:r>
+      <w:proofErr w:type="spellEnd"/>
+      <w:r>
+        <w:t xml:space="preserve"> mění, čím hlouběji k jádru jsme, tím je hustota větší (Beta zde znázorňuje hustotu). Používáme referenční šedé křivky s konstantním Beta pro lepší orientaci v grafu.</w:t>
+      </w:r>
+    </w:p>
+    <w:p/>
+    <w:p/>
+    <w:tbl>
+      <w:tblPr>
+        <w:tblStyle w:val="Mkatabulky"/>
+        <w:tblW w:w="0" w:type="auto"/>
+        <w:tblLook w:val="04A0" w:firstRow="1" w:lastRow="0" w:firstColumn="1" w:lastColumn="0" w:noHBand="0" w:noVBand="1"/>
+      </w:tblPr>
+      <w:tblGrid>
+        <w:gridCol w:w="1812"/>
+        <w:gridCol w:w="1812"/>
+        <w:gridCol w:w="1812"/>
+        <w:gridCol w:w="1813"/>
+        <w:gridCol w:w="1813"/>
+      </w:tblGrid>
+      <w:tr>
+        <w:tc>
+          <w:tcPr>
+            <w:tcW w:w="1812" w:type="dxa"/>
+          </w:tcPr>
+          <w:p>
+            <w:r>
+              <w:t>n</w:t>
+            </w:r>
+          </w:p>
+        </w:tc>
+        <w:tc>
+          <w:tcPr>
+            <w:tcW w:w="1812" w:type="dxa"/>
+          </w:tcPr>
+          <w:p>
+            <w:proofErr w:type="spellStart"/>
+            <w:r>
+              <w:t>M_coeff</w:t>
+            </w:r>
+            <w:proofErr w:type="spellEnd"/>
+          </w:p>
+        </w:tc>
+        <w:tc>
+          <w:tcPr>
+            <w:tcW w:w="1812" w:type="dxa"/>
+          </w:tcPr>
+          <w:p>
+            <w:r>
+              <w:t>M_NS</w:t>
+            </w:r>
+          </w:p>
+        </w:tc>
+        <w:tc>
+          <w:tcPr>
+            <w:tcW w:w="1813" w:type="dxa"/>
+          </w:tcPr>
+          <w:p>
+            <w:proofErr w:type="spellStart"/>
+            <w:r>
+              <w:t>R_cci</w:t>
+            </w:r>
+            <w:proofErr w:type="spellEnd"/>
+            <w:r>
+              <w:t xml:space="preserve"> [</w:t>
+            </w:r>
+            <w:r>
+              <w:t>km]</w:t>
+            </w:r>
+          </w:p>
+        </w:tc>
+        <w:tc>
+          <w:tcPr>
+            <w:tcW w:w="1813" w:type="dxa"/>
+          </w:tcPr>
+          <w:p>
+            <w:r>
+              <w:t>R_NS [</w:t>
+            </w:r>
+            <w:r>
+              <w:t>km]</w:t>
+            </w:r>
+          </w:p>
+        </w:tc>
+      </w:tr>
+      <w:tr>
+        <w:tc>
+          <w:tcPr>
+            <w:tcW w:w="1812" w:type="dxa"/>
+          </w:tcPr>
+          <w:p/>
+        </w:tc>
+        <w:tc>
+          <w:tcPr>
+            <w:tcW w:w="1812" w:type="dxa"/>
+          </w:tcPr>
+          <w:p>
+            <w:r>
+              <w:t>1.4</w:t>
+            </w:r>
+          </w:p>
+        </w:tc>
+        <w:tc>
+          <w:tcPr>
+            <w:tcW w:w="1812" w:type="dxa"/>
+          </w:tcPr>
+          <w:p>
+            <w:r>
+              <w:t>1.405</w:t>
+            </w:r>
+          </w:p>
+        </w:tc>
+        <w:tc>
+          <w:tcPr>
+            <w:tcW w:w="1813" w:type="dxa"/>
+          </w:tcPr>
+          <w:p>
+            <w:r>
+              <w:t>8</w:t>
+            </w:r>
+          </w:p>
+        </w:tc>
+        <w:tc>
+          <w:tcPr>
+            <w:tcW w:w="1813" w:type="dxa"/>
+          </w:tcPr>
+          <w:p>
+            <w:r>
+              <w:t>8.409</w:t>
+            </w:r>
+          </w:p>
+        </w:tc>
+      </w:tr>
+      <w:tr>
+        <w:tc>
+          <w:tcPr>
+            <w:tcW w:w="1812" w:type="dxa"/>
+          </w:tcPr>
+          <w:p/>
+        </w:tc>
+        <w:tc>
+          <w:tcPr>
+            <w:tcW w:w="1812" w:type="dxa"/>
+          </w:tcPr>
+          <w:p>
+            <w:r>
+              <w:t>1.4</w:t>
+            </w:r>
+          </w:p>
+        </w:tc>
+        <w:tc>
+          <w:tcPr>
+            <w:tcW w:w="1812" w:type="dxa"/>
+          </w:tcPr>
+          <w:p>
+            <w:r>
+              <w:t>1.408</w:t>
+            </w:r>
+          </w:p>
+        </w:tc>
+        <w:tc>
+          <w:tcPr>
+            <w:tcW w:w="1813" w:type="dxa"/>
+          </w:tcPr>
+          <w:p>
+            <w:r>
+              <w:t>9</w:t>
+            </w:r>
+          </w:p>
+        </w:tc>
+        <w:tc>
+          <w:tcPr>
+            <w:tcW w:w="1813" w:type="dxa"/>
+          </w:tcPr>
+          <w:p>
+            <w:r>
+              <w:t>9.584</w:t>
+            </w:r>
+          </w:p>
+        </w:tc>
+      </w:tr>
+      <w:tr>
+        <w:tc>
+          <w:tcPr>
+            <w:tcW w:w="1812" w:type="dxa"/>
+          </w:tcPr>
+          <w:p/>
+        </w:tc>
+        <w:tc>
+          <w:tcPr>
+            <w:tcW w:w="1812" w:type="dxa"/>
+          </w:tcPr>
+          <w:p>
+            <w:r>
+              <w:t>1.4</w:t>
+            </w:r>
+          </w:p>
+        </w:tc>
+        <w:tc>
+          <w:tcPr>
+            <w:tcW w:w="1812" w:type="dxa"/>
+          </w:tcPr>
+          <w:p>
+            <w:r>
+              <w:t>1.413</w:t>
+            </w:r>
+          </w:p>
+        </w:tc>
+        <w:tc>
+          <w:tcPr>
+            <w:tcW w:w="1813" w:type="dxa"/>
+          </w:tcPr>
+          <w:p>
+            <w:r>
+              <w:t>10</w:t>
+            </w:r>
+          </w:p>
+        </w:tc>
+        <w:tc>
+          <w:tcPr>
+            <w:tcW w:w="1813" w:type="dxa"/>
+          </w:tcPr>
+          <w:p>
+            <w:r>
+              <w:t>10.789</w:t>
+            </w:r>
+          </w:p>
+        </w:tc>
+      </w:tr>
+      <w:tr>
+        <w:tc>
+          <w:tcPr>
+            <w:tcW w:w="1812" w:type="dxa"/>
+          </w:tcPr>
+          <w:p/>
+        </w:tc>
+        <w:tc>
+          <w:tcPr>
+            <w:tcW w:w="1812" w:type="dxa"/>
+          </w:tcPr>
+          <w:p>
+            <w:r>
+              <w:t>1.4</w:t>
+            </w:r>
+          </w:p>
+        </w:tc>
+        <w:tc>
+          <w:tcPr>
+            <w:tcW w:w="1812" w:type="dxa"/>
+          </w:tcPr>
+          <w:p>
+            <w:r>
+              <w:t>1.421</w:t>
+            </w:r>
+          </w:p>
+        </w:tc>
+        <w:tc>
+          <w:tcPr>
+            <w:tcW w:w="1813" w:type="dxa"/>
+          </w:tcPr>
+          <w:p>
+            <w:r>
+              <w:t>11</w:t>
+            </w:r>
+          </w:p>
+        </w:tc>
+        <w:tc>
+          <w:tcPr>
+            <w:tcW w:w="1813" w:type="dxa"/>
+          </w:tcPr>
+          <w:p>
+            <w:r>
+              <w:t>12.022</w:t>
+            </w:r>
+          </w:p>
+        </w:tc>
+      </w:tr>
+      <w:tr>
+        <w:tc>
+          <w:tcPr>
+            <w:tcW w:w="1812" w:type="dxa"/>
+          </w:tcPr>
+          <w:p/>
+        </w:tc>
+        <w:tc>
+          <w:tcPr>
+            <w:tcW w:w="1812" w:type="dxa"/>
+          </w:tcPr>
+          <w:p>
+            <w:r>
+              <w:t>1.4</w:t>
+            </w:r>
+          </w:p>
+        </w:tc>
+        <w:tc>
+          <w:tcPr>
+            <w:tcW w:w="1812" w:type="dxa"/>
+          </w:tcPr>
+          <w:p>
+            <w:r>
+              <w:t>1.431</w:t>
+            </w:r>
+          </w:p>
+        </w:tc>
+        <w:tc>
+          <w:tcPr>
+            <w:tcW w:w="1813" w:type="dxa"/>
+          </w:tcPr>
+          <w:p>
+            <w:r>
+              <w:t>12</w:t>
+            </w:r>
+          </w:p>
+        </w:tc>
+        <w:tc>
+          <w:tcPr>
+            <w:tcW w:w="1813" w:type="dxa"/>
+          </w:tcPr>
+          <w:p>
+            <w:r>
+              <w:t>13.283</w:t>
+            </w:r>
+          </w:p>
+        </w:tc>
+      </w:tr>
+      <w:tr>
+        <w:tc>
+          <w:tcPr>
+            <w:tcW w:w="1812" w:type="dxa"/>
+          </w:tcPr>
+          <w:p/>
+        </w:tc>
+        <w:tc>
+          <w:tcPr>
+            <w:tcW w:w="1812" w:type="dxa"/>
+          </w:tcPr>
+          <w:p>
+            <w:r>
+              <w:t>1.4</w:t>
+            </w:r>
+          </w:p>
+        </w:tc>
+        <w:tc>
+          <w:tcPr>
+            <w:tcW w:w="1812" w:type="dxa"/>
+          </w:tcPr>
+          <w:p>
+            <w:r>
+              <w:t>1.445</w:t>
+            </w:r>
+          </w:p>
+        </w:tc>
+        <w:tc>
+          <w:tcPr>
+            <w:tcW w:w="1813" w:type="dxa"/>
+          </w:tcPr>
+          <w:p>
+            <w:r>
+              <w:t>13</w:t>
+            </w:r>
+          </w:p>
+        </w:tc>
+        <w:tc>
+          <w:tcPr>
+            <w:tcW w:w="1813" w:type="dxa"/>
+          </w:tcPr>
+          <w:p>
+            <w:r>
+              <w:t>14.569</w:t>
+            </w:r>
+          </w:p>
+        </w:tc>
+      </w:tr>
+      <w:tr>
+        <w:tc>
+          <w:tcPr>
+            <w:tcW w:w="1812" w:type="dxa"/>
+          </w:tcPr>
+          <w:p/>
+        </w:tc>
+        <w:tc>
+          <w:tcPr>
+            <w:tcW w:w="1812" w:type="dxa"/>
+          </w:tcPr>
+          <w:p>
+            <w:r>
+              <w:t>1.4</w:t>
+            </w:r>
+          </w:p>
+        </w:tc>
+        <w:tc>
+          <w:tcPr>
+            <w:tcW w:w="1812" w:type="dxa"/>
+          </w:tcPr>
+          <w:p>
+            <w:r>
+              <w:t>1.463</w:t>
+            </w:r>
+          </w:p>
+        </w:tc>
+        <w:tc>
+          <w:tcPr>
+            <w:tcW w:w="1813" w:type="dxa"/>
+          </w:tcPr>
+          <w:p>
+            <w:r>
+              <w:t>14</w:t>
+            </w:r>
+          </w:p>
+        </w:tc>
+        <w:tc>
+          <w:tcPr>
+            <w:tcW w:w="1813" w:type="dxa"/>
+          </w:tcPr>
+          <w:p>
+            <w:r>
+              <w:t>15,878</w:t>
+            </w:r>
+          </w:p>
+        </w:tc>
+      </w:tr>
+    </w:tbl>
+    <w:p>
+      <w:r>
+        <w:br w:type="page"/>
+      </w:r>
+      <w:r>
+        <w:lastRenderedPageBreak/>
+        <w:t>Tabulka ke grafu 01</w:t>
+      </w:r>
+    </w:p>
+    <w:p/>
+    <w:p/>
+    <w:p/>
+    <w:tbl>
+      <w:tblPr>
+        <w:tblStyle w:val="Mkatabulky"/>
+        <w:tblW w:w="0" w:type="auto"/>
+        <w:tblLook w:val="04A0" w:firstRow="1" w:lastRow="0" w:firstColumn="1" w:lastColumn="0" w:noHBand="0" w:noVBand="1"/>
+      </w:tblPr>
+      <w:tblGrid>
+        <w:gridCol w:w="1812"/>
+        <w:gridCol w:w="1812"/>
+        <w:gridCol w:w="1812"/>
+        <w:gridCol w:w="1813"/>
+        <w:gridCol w:w="1813"/>
+      </w:tblGrid>
+      <w:tr>
+        <w:tc>
+          <w:tcPr>
+            <w:tcW w:w="1812" w:type="dxa"/>
+          </w:tcPr>
+          <w:p>
+            <w:r>
+              <w:t>n</w:t>
+            </w:r>
+          </w:p>
+        </w:tc>
+        <w:tc>
+          <w:tcPr>
+            <w:tcW w:w="1812" w:type="dxa"/>
+          </w:tcPr>
+          <w:p>
+            <w:proofErr w:type="spellStart"/>
+            <w:r>
+              <w:t>M_coeff</w:t>
+            </w:r>
+            <w:proofErr w:type="spellEnd"/>
+          </w:p>
+        </w:tc>
+        <w:tc>
+          <w:tcPr>
+            <w:tcW w:w="1812" w:type="dxa"/>
+          </w:tcPr>
+          <w:p>
+            <w:r>
+              <w:t>M_NS</w:t>
+            </w:r>
+          </w:p>
+        </w:tc>
+        <w:tc>
+          <w:tcPr>
+            <w:tcW w:w="1813" w:type="dxa"/>
+          </w:tcPr>
+          <w:p>
+            <w:proofErr w:type="spellStart"/>
+            <w:r>
+              <w:t>R_cci</w:t>
+            </w:r>
+            <w:proofErr w:type="spellEnd"/>
+            <w:r>
+              <w:t xml:space="preserve"> [km]</w:t>
+            </w:r>
+          </w:p>
+        </w:tc>
+        <w:tc>
+          <w:tcPr>
+            <w:tcW w:w="1813" w:type="dxa"/>
+          </w:tcPr>
+          <w:p>
+            <w:r>
+              <w:t>R_NS [km]</w:t>
+            </w:r>
+          </w:p>
+        </w:tc>
+      </w:tr>
+      <w:tr>
+        <w:tc>
+          <w:tcPr>
+            <w:tcW w:w="1812" w:type="dxa"/>
+          </w:tcPr>
+          <w:p/>
+        </w:tc>
+        <w:tc>
+          <w:tcPr>
+            <w:tcW w:w="1812" w:type="dxa"/>
+          </w:tcPr>
+          <w:p>
+            <w:r>
+              <w:t>1.</w:t>
+            </w:r>
+            <w:r>
+              <w:t>1</w:t>
+            </w:r>
+          </w:p>
+        </w:tc>
+        <w:tc>
+          <w:tcPr>
+            <w:tcW w:w="1812" w:type="dxa"/>
+          </w:tcPr>
+          <w:p>
+            <w:r>
+              <w:t>1.</w:t>
+            </w:r>
+            <w:r>
+              <w:t>120</w:t>
+            </w:r>
+          </w:p>
+        </w:tc>
+        <w:tc>
+          <w:tcPr>
+            <w:tcW w:w="1813" w:type="dxa"/>
+          </w:tcPr>
+          <w:p>
+            <w:r>
+              <w:t>10</w:t>
+            </w:r>
+          </w:p>
+        </w:tc>
+        <w:tc>
+          <w:tcPr>
+            <w:tcW w:w="1813" w:type="dxa"/>
+          </w:tcPr>
+          <w:p>
+            <w:r>
+              <w:t>11.188</w:t>
+            </w:r>
+          </w:p>
+        </w:tc>
+      </w:tr>
+      <w:tr>
+        <w:tc>
+          <w:tcPr>
+            <w:tcW w:w="1812" w:type="dxa"/>
+          </w:tcPr>
+          <w:p/>
+        </w:tc>
+        <w:tc>
+          <w:tcPr>
+            <w:tcW w:w="1812" w:type="dxa"/>
+          </w:tcPr>
+          <w:p>
+            <w:r>
+              <w:t>1.</w:t>
+            </w:r>
+            <w:r>
+              <w:t>3</w:t>
+            </w:r>
+          </w:p>
+        </w:tc>
+        <w:tc>
+          <w:tcPr>
+            <w:tcW w:w="1812" w:type="dxa"/>
+          </w:tcPr>
+          <w:p>
+            <w:r>
+              <w:t>1.</w:t>
+            </w:r>
+            <w:r>
+              <w:t>315</w:t>
+            </w:r>
+          </w:p>
+        </w:tc>
+        <w:tc>
+          <w:tcPr>
+            <w:tcW w:w="1813" w:type="dxa"/>
+          </w:tcPr>
+          <w:p>
+            <w:r>
+              <w:t>10</w:t>
+            </w:r>
+          </w:p>
+        </w:tc>
+        <w:tc>
+          <w:tcPr>
+            <w:tcW w:w="1813" w:type="dxa"/>
+          </w:tcPr>
+          <w:p>
+            <w:r>
+              <w:t>10.900</w:t>
+            </w:r>
+          </w:p>
+        </w:tc>
+      </w:tr>
+      <w:tr>
+        <w:tc>
+          <w:tcPr>
+            <w:tcW w:w="1812" w:type="dxa"/>
+          </w:tcPr>
+          <w:p/>
+        </w:tc>
+        <w:tc>
+          <w:tcPr>
+            <w:tcW w:w="1812" w:type="dxa"/>
+          </w:tcPr>
+          <w:p>
+            <w:r>
+              <w:t>1.</w:t>
+            </w:r>
+            <w:r>
+              <w:t>5</w:t>
+            </w:r>
+          </w:p>
+        </w:tc>
+        <w:tc>
+          <w:tcPr>
+            <w:tcW w:w="1812" w:type="dxa"/>
+          </w:tcPr>
+          <w:p>
+            <w:r>
+              <w:t>1.512</w:t>
+            </w:r>
+          </w:p>
+        </w:tc>
+        <w:tc>
+          <w:tcPr>
+            <w:tcW w:w="1813" w:type="dxa"/>
+          </w:tcPr>
+          <w:p>
+            <w:r>
+              <w:t>10</w:t>
+            </w:r>
+          </w:p>
+        </w:tc>
+        <w:tc>
+          <w:tcPr>
+            <w:tcW w:w="1813" w:type="dxa"/>
+          </w:tcPr>
+          <w:p>
+            <w:r>
+              <w:t>10.694</w:t>
+            </w:r>
+          </w:p>
+        </w:tc>
+      </w:tr>
+      <w:tr>
+        <w:tc>
+          <w:tcPr>
+            <w:tcW w:w="1812" w:type="dxa"/>
+          </w:tcPr>
+          <w:p/>
+        </w:tc>
+        <w:tc>
+          <w:tcPr>
+            <w:tcW w:w="1812" w:type="dxa"/>
+          </w:tcPr>
+          <w:p>
+            <w:r>
+              <w:t>1.</w:t>
+            </w:r>
+            <w:r>
+              <w:t>7</w:t>
+            </w:r>
+          </w:p>
+        </w:tc>
+        <w:tc>
+          <w:tcPr>
+            <w:tcW w:w="1812" w:type="dxa"/>
+          </w:tcPr>
+          <w:p>
+            <w:r>
+              <w:t>1.709</w:t>
+            </w:r>
+          </w:p>
+        </w:tc>
+        <w:tc>
+          <w:tcPr>
+            <w:tcW w:w="1813" w:type="dxa"/>
+          </w:tcPr>
+          <w:p>
+            <w:r>
+              <w:t>1</w:t>
+            </w:r>
+            <w:r>
+              <w:t>0</w:t>
+            </w:r>
+          </w:p>
+        </w:tc>
+        <w:tc>
+          <w:tcPr>
+            <w:tcW w:w="1813" w:type="dxa"/>
+          </w:tcPr>
+          <w:p>
+            <w:r>
+              <w:t>10.542</w:t>
+            </w:r>
+          </w:p>
+        </w:tc>
+      </w:tr>
+      <w:tr>
+        <w:tc>
+          <w:tcPr>
+            <w:tcW w:w="1812" w:type="dxa"/>
+          </w:tcPr>
+          <w:p/>
+        </w:tc>
+        <w:tc>
+          <w:tcPr>
+            <w:tcW w:w="1812" w:type="dxa"/>
+          </w:tcPr>
+          <w:p>
+            <w:r>
+              <w:t>1.</w:t>
+            </w:r>
+            <w:r>
+              <w:t>9</w:t>
+            </w:r>
+          </w:p>
+        </w:tc>
+        <w:tc>
+          <w:tcPr>
+            <w:tcW w:w="1812" w:type="dxa"/>
+          </w:tcPr>
+          <w:p>
+            <w:r>
+              <w:t>1.907</w:t>
+            </w:r>
+          </w:p>
+        </w:tc>
+        <w:tc>
+          <w:tcPr>
+            <w:tcW w:w="1813" w:type="dxa"/>
+          </w:tcPr>
+          <w:p>
+            <w:r>
+              <w:t>1</w:t>
+            </w:r>
+            <w:r>
+              <w:t>0</w:t>
+            </w:r>
+          </w:p>
+        </w:tc>
+        <w:tc>
+          <w:tcPr>
+            <w:tcW w:w="1813" w:type="dxa"/>
+          </w:tcPr>
+          <w:p>
+            <w:r>
+              <w:t>10.423</w:t>
+            </w:r>
+          </w:p>
+        </w:tc>
+      </w:tr>
+      <w:tr>
+        <w:tc>
+          <w:tcPr>
+            <w:tcW w:w="1812" w:type="dxa"/>
+          </w:tcPr>
+          <w:p/>
+        </w:tc>
+        <w:tc>
+          <w:tcPr>
+            <w:tcW w:w="1812" w:type="dxa"/>
+          </w:tcPr>
+          <w:p>
+            <w:r>
+              <w:t>2.0</w:t>
+            </w:r>
+          </w:p>
+        </w:tc>
+        <w:tc>
+          <w:tcPr>
+            <w:tcW w:w="1812" w:type="dxa"/>
+          </w:tcPr>
+          <w:p>
+            <w:r>
+              <w:t>2.006</w:t>
+            </w:r>
+          </w:p>
+        </w:tc>
+        <w:tc>
+          <w:tcPr>
+            <w:tcW w:w="1813" w:type="dxa"/>
+          </w:tcPr>
+          <w:p>
+            <w:r>
+              <w:t>1</w:t>
+            </w:r>
+            <w:r>
+              <w:t>0</w:t>
+            </w:r>
+          </w:p>
+        </w:tc>
+        <w:tc>
+          <w:tcPr>
+            <w:tcW w:w="1813" w:type="dxa"/>
+          </w:tcPr>
+          <w:p>
+            <w:r>
+              <w:t>10.373</w:t>
+            </w:r>
+          </w:p>
+        </w:tc>
+      </w:tr>
+      <w:tr>
+        <w:tc>
+          <w:tcPr>
+            <w:tcW w:w="1812" w:type="dxa"/>
+          </w:tcPr>
+          <w:p/>
+        </w:tc>
+        <w:tc>
+          <w:tcPr>
+            <w:tcW w:w="1812" w:type="dxa"/>
+          </w:tcPr>
+          <w:p>
+            <w:r>
+              <w:t>2.2</w:t>
+            </w:r>
+          </w:p>
+        </w:tc>
+        <w:tc>
+          <w:tcPr>
+            <w:tcW w:w="1812" w:type="dxa"/>
+          </w:tcPr>
+          <w:p>
+            <w:r>
+              <w:t>2.205</w:t>
+            </w:r>
+          </w:p>
+        </w:tc>
+        <w:tc>
+          <w:tcPr>
+            <w:tcW w:w="1813" w:type="dxa"/>
+          </w:tcPr>
+          <w:p>
+            <w:r>
+              <w:t>1</w:t>
+            </w:r>
+            <w:r>
+              <w:t>0</w:t>
+            </w:r>
+          </w:p>
+        </w:tc>
+        <w:tc>
+          <w:tcPr>
+            <w:tcW w:w="1813" w:type="dxa"/>
+          </w:tcPr>
+          <w:p>
+            <w:r>
+              <w:t>10.288</w:t>
+            </w:r>
+          </w:p>
+        </w:tc>
+      </w:tr>
+    </w:tbl>
+    <w:p/>
+    <w:p/>
+    <w:p>
+      <w:r>
+        <w:rPr>
           <w:sz w:val="40"/>
           <w:szCs w:val="40"/>
         </w:rPr>
@@ -6921,6 +7978,7 @@
         <w:pStyle w:val="Normlnweb"/>
       </w:pPr>
       <w:r>
+        <w:lastRenderedPageBreak/>
         <w:t xml:space="preserve">K rozhodujícímu průlomovému momentu došlo v roce 1967, kdy byly objeveny první </w:t>
       </w:r>
       <w:proofErr w:type="spellStart"/>
@@ -7074,7 +8132,7 @@
                     <pic:cNvPicPr/>
                   </pic:nvPicPr>
                   <pic:blipFill rotWithShape="1">
-                    <a:blip r:embed="rId8">
+                    <a:blip r:embed="rId10">
                       <a:extLst>
                         <a:ext uri="{28A0092B-C50C-407E-A947-70E740481C1C}">
                           <a14:useLocalDpi xmlns:a14="http://schemas.microsoft.com/office/drawing/2010/main" val="0"/>
@@ -7114,7 +8172,13 @@
       </w:r>
       <w:r>
         <w:br/>
-        <w:t xml:space="preserve">V základním modelu čistého magnetického dipólového záření má brzdný index hodnotu n=3. Tato hodně vychází z úvahy, že se pulsar chová jako rotující magnetický dipól ve vakuu. Energii rotace neutronové hvězdy je </w:t>
+        <w:t>V základním modelu čistého magnetického dipólového záření má brzdný index hodnotu n=3. Tato hodn</w:t>
+      </w:r>
+      <w:r>
+        <w:t>ota</w:t>
+      </w:r>
+      <w:r>
+        <w:t xml:space="preserve"> vychází z úvahy, že se pulsar chová jako rotující magnetický dipól ve vakuu. Energii rotace neutronové hvězdy je </w:t>
       </w:r>
     </w:p>
     <w:p>
@@ -7138,7 +8202,7 @@
                     <pic:cNvPicPr/>
                   </pic:nvPicPr>
                   <pic:blipFill>
-                    <a:blip r:embed="rId9">
+                    <a:blip r:embed="rId11">
                       <a:extLst>
                         <a:ext uri="{28A0092B-C50C-407E-A947-70E740481C1C}">
                           <a14:useLocalDpi xmlns:a14="http://schemas.microsoft.com/office/drawing/2010/main" val="0"/>
@@ -7199,7 +8263,7 @@
                     <pic:cNvPicPr/>
                   </pic:nvPicPr>
                   <pic:blipFill rotWithShape="1">
-                    <a:blip r:embed="rId10">
+                    <a:blip r:embed="rId12">
                       <a:extLst>
                         <a:ext uri="{28A0092B-C50C-407E-A947-70E740481C1C}">
                           <a14:useLocalDpi xmlns:a14="http://schemas.microsoft.com/office/drawing/2010/main" val="0"/>
@@ -7262,7 +8326,7 @@
                     <pic:cNvPicPr/>
                   </pic:nvPicPr>
                   <pic:blipFill>
-                    <a:blip r:embed="rId11">
+                    <a:blip r:embed="rId13">
                       <a:extLst>
                         <a:ext uri="{28A0092B-C50C-407E-A947-70E740481C1C}">
                           <a14:useLocalDpi xmlns:a14="http://schemas.microsoft.com/office/drawing/2010/main" val="0"/>
@@ -7294,6 +8358,7 @@
     </w:p>
     <w:p>
       <w:r>
+        <w:lastRenderedPageBreak/>
         <w:t>Tedy</w:t>
       </w:r>
     </w:p>
@@ -7318,7 +8383,7 @@
                     <pic:cNvPicPr/>
                   </pic:nvPicPr>
                   <pic:blipFill rotWithShape="1">
-                    <a:blip r:embed="rId12">
+                    <a:blip r:embed="rId14">
                       <a:extLst>
                         <a:ext uri="{28A0092B-C50C-407E-A947-70E740481C1C}">
                           <a14:useLocalDpi xmlns:a14="http://schemas.microsoft.com/office/drawing/2010/main" val="0"/>
@@ -7382,7 +8447,7 @@
                     <pic:cNvPicPr/>
                   </pic:nvPicPr>
                   <pic:blipFill>
-                    <a:blip r:embed="rId13">
+                    <a:blip r:embed="rId15">
                       <a:extLst>
                         <a:ext uri="{28A0092B-C50C-407E-A947-70E740481C1C}">
                           <a14:useLocalDpi xmlns:a14="http://schemas.microsoft.com/office/drawing/2010/main" val="0"/>
@@ -7438,7 +8503,7 @@
                     <pic:cNvPicPr/>
                   </pic:nvPicPr>
                   <pic:blipFill>
-                    <a:blip r:embed="rId14">
+                    <a:blip r:embed="rId16">
                       <a:extLst>
                         <a:ext uri="{28A0092B-C50C-407E-A947-70E740481C1C}">
                           <a14:useLocalDpi xmlns:a14="http://schemas.microsoft.com/office/drawing/2010/main" val="0"/>
@@ -7478,7 +8543,6 @@
         <w:rPr>
           <w:noProof/>
         </w:rPr>
-        <w:lastRenderedPageBreak/>
         <w:drawing>
           <wp:inline distT="0" distB="0" distL="0" distR="0">
             <wp:extent cx="1295400" cy="317500"/>
@@ -7495,7 +8559,7 @@
                     <pic:cNvPicPr/>
                   </pic:nvPicPr>
                   <pic:blipFill>
-                    <a:blip r:embed="rId15">
+                    <a:blip r:embed="rId17">
                       <a:extLst>
                         <a:ext uri="{28A0092B-C50C-407E-A947-70E740481C1C}">
                           <a14:useLocalDpi xmlns:a14="http://schemas.microsoft.com/office/drawing/2010/main" val="0"/>
@@ -7543,7 +8607,7 @@
                     <pic:cNvPicPr/>
                   </pic:nvPicPr>
                   <pic:blipFill>
-                    <a:blip r:embed="rId16">
+                    <a:blip r:embed="rId18">
                       <a:extLst>
                         <a:ext uri="{28A0092B-C50C-407E-A947-70E740481C1C}">
                           <a14:useLocalDpi xmlns:a14="http://schemas.microsoft.com/office/drawing/2010/main" val="0"/>
@@ -7609,7 +8673,7 @@
                     <pic:cNvPicPr/>
                   </pic:nvPicPr>
                   <pic:blipFill>
-                    <a:blip r:embed="rId17">
+                    <a:blip r:embed="rId19">
                       <a:extLst>
                         <a:ext uri="{28A0092B-C50C-407E-A947-70E740481C1C}">
                           <a14:useLocalDpi xmlns:a14="http://schemas.microsoft.com/office/drawing/2010/main" val="0"/>
@@ -7662,7 +8726,7 @@
                     <pic:cNvPicPr/>
                   </pic:nvPicPr>
                   <pic:blipFill>
-                    <a:blip r:embed="rId18">
+                    <a:blip r:embed="rId20">
                       <a:extLst>
                         <a:ext uri="{28A0092B-C50C-407E-A947-70E740481C1C}">
                           <a14:useLocalDpi xmlns:a14="http://schemas.microsoft.com/office/drawing/2010/main" val="0"/>
@@ -7718,7 +8782,7 @@
                     <pic:cNvPicPr/>
                   </pic:nvPicPr>
                   <pic:blipFill>
-                    <a:blip r:embed="rId19">
+                    <a:blip r:embed="rId21">
                       <a:extLst>
                         <a:ext uri="{28A0092B-C50C-407E-A947-70E740481C1C}">
                           <a14:useLocalDpi xmlns:a14="http://schemas.microsoft.com/office/drawing/2010/main" val="0"/>
@@ -7772,7 +8836,7 @@
                     <pic:cNvPicPr/>
                   </pic:nvPicPr>
                   <pic:blipFill>
-                    <a:blip r:embed="rId20">
+                    <a:blip r:embed="rId22">
                       <a:extLst>
                         <a:ext uri="{28A0092B-C50C-407E-A947-70E740481C1C}">
                           <a14:useLocalDpi xmlns:a14="http://schemas.microsoft.com/office/drawing/2010/main" val="0"/>
@@ -7831,7 +8895,7 @@
                     <pic:cNvPicPr/>
                   </pic:nvPicPr>
                   <pic:blipFill>
-                    <a:blip r:embed="rId21">
+                    <a:blip r:embed="rId23">
                       <a:extLst>
                         <a:ext uri="{28A0092B-C50C-407E-A947-70E740481C1C}">
                           <a14:useLocalDpi xmlns:a14="http://schemas.microsoft.com/office/drawing/2010/main" val="0"/>
@@ -7871,6 +8935,7 @@
         <w:rPr>
           <w:noProof/>
         </w:rPr>
+        <w:lastRenderedPageBreak/>
         <w:drawing>
           <wp:inline distT="0" distB="0" distL="0" distR="0">
             <wp:extent cx="4178300" cy="1257300"/>
@@ -7887,7 +8952,7 @@
                     <pic:cNvPicPr/>
                   </pic:nvPicPr>
                   <pic:blipFill>
-                    <a:blip r:embed="rId22">
+                    <a:blip r:embed="rId24">
                       <a:extLst>
                         <a:ext uri="{28A0092B-C50C-407E-A947-70E740481C1C}">
                           <a14:useLocalDpi xmlns:a14="http://schemas.microsoft.com/office/drawing/2010/main" val="0"/>
@@ -7940,7 +9005,7 @@
                     <pic:cNvPicPr/>
                   </pic:nvPicPr>
                   <pic:blipFill>
-                    <a:blip r:embed="rId23">
+                    <a:blip r:embed="rId25">
                       <a:extLst>
                         <a:ext uri="{28A0092B-C50C-407E-A947-70E740481C1C}">
                           <a14:useLocalDpi xmlns:a14="http://schemas.microsoft.com/office/drawing/2010/main" val="0"/>
@@ -7996,7 +9061,7 @@
                     <pic:cNvPicPr/>
                   </pic:nvPicPr>
                   <pic:blipFill>
-                    <a:blip r:embed="rId24">
+                    <a:blip r:embed="rId26">
                       <a:extLst>
                         <a:ext uri="{28A0092B-C50C-407E-A947-70E740481C1C}">
                           <a14:useLocalDpi xmlns:a14="http://schemas.microsoft.com/office/drawing/2010/main" val="0"/>
@@ -8037,7 +9102,6 @@
         <w:rPr>
           <w:noProof/>
         </w:rPr>
-        <w:lastRenderedPageBreak/>
         <w:drawing>
           <wp:inline distT="0" distB="0" distL="0" distR="0">
             <wp:extent cx="1231900" cy="355600"/>
@@ -8054,7 +9118,7 @@
                     <pic:cNvPicPr/>
                   </pic:nvPicPr>
                   <pic:blipFill>
-                    <a:blip r:embed="rId25">
+                    <a:blip r:embed="rId27">
                       <a:extLst>
                         <a:ext uri="{28A0092B-C50C-407E-A947-70E740481C1C}">
                           <a14:useLocalDpi xmlns:a14="http://schemas.microsoft.com/office/drawing/2010/main" val="0"/>
@@ -8231,6 +9295,7 @@
         </w:rPr>
       </w:pPr>
       <w:r>
+        <w:lastRenderedPageBreak/>
         <w:t xml:space="preserve">Tato složka představuje jadernou mřížku a pevně spojenou nabitou konglomeraci v jádře, které rotují rigidně. Představuje tu část hvězdy, která je přímo pozorovatelná a jejíž frekvence </w:t>
       </w:r>
       <w:proofErr w:type="spellStart"/>
@@ -8378,7 +9443,7 @@
                     <pic:cNvPicPr/>
                   </pic:nvPicPr>
                   <pic:blipFill rotWithShape="1">
-                    <a:blip r:embed="rId26">
+                    <a:blip r:embed="rId28">
                       <a:extLst>
                         <a:ext uri="{28A0092B-C50C-407E-A947-70E740481C1C}">
                           <a14:useLocalDpi xmlns:a14="http://schemas.microsoft.com/office/drawing/2010/main" val="0"/>
@@ -8427,7 +9492,6 @@
         <w:rPr>
           <w:rStyle w:val="Siln"/>
         </w:rPr>
-        <w:lastRenderedPageBreak/>
         <w:t>Supertekuté</w:t>
       </w:r>
       <w:proofErr w:type="spellEnd"/>
@@ -8564,7 +9628,7 @@
                     <pic:cNvPicPr/>
                   </pic:nvPicPr>
                   <pic:blipFill>
-                    <a:blip r:embed="rId27">
+                    <a:blip r:embed="rId29">
                       <a:extLst>
                         <a:ext uri="{28A0092B-C50C-407E-A947-70E740481C1C}">
                           <a14:useLocalDpi xmlns:a14="http://schemas.microsoft.com/office/drawing/2010/main" val="0"/>
@@ -8847,7 +9911,7 @@
                     <pic:cNvPicPr/>
                   </pic:nvPicPr>
                   <pic:blipFill>
-                    <a:blip r:embed="rId28">
+                    <a:blip r:embed="rId30">
                       <a:extLst>
                         <a:ext uri="{28A0092B-C50C-407E-A947-70E740481C1C}">
                           <a14:useLocalDpi xmlns:a14="http://schemas.microsoft.com/office/drawing/2010/main" val="0"/>
@@ -9055,7 +10119,7 @@
                     <pic:cNvPicPr/>
                   </pic:nvPicPr>
                   <pic:blipFill>
-                    <a:blip r:embed="rId29">
+                    <a:blip r:embed="rId31">
                       <a:extLst>
                         <a:ext uri="{28A0092B-C50C-407E-A947-70E740481C1C}">
                           <a14:useLocalDpi xmlns:a14="http://schemas.microsoft.com/office/drawing/2010/main" val="0"/>
@@ -9111,7 +10175,7 @@
                     <pic:cNvPicPr/>
                   </pic:nvPicPr>
                   <pic:blipFill>
-                    <a:blip r:embed="rId30" cstate="print">
+                    <a:blip r:embed="rId32" cstate="print">
                       <a:extLst>
                         <a:ext uri="{28A0092B-C50C-407E-A947-70E740481C1C}">
                           <a14:useLocalDpi xmlns:a14="http://schemas.microsoft.com/office/drawing/2010/main" val="0"/>
@@ -9175,7 +10239,7 @@
                     <pic:cNvPicPr/>
                   </pic:nvPicPr>
                   <pic:blipFill>
-                    <a:blip r:embed="rId31">
+                    <a:blip r:embed="rId33">
                       <a:extLst>
                         <a:ext uri="{28A0092B-C50C-407E-A947-70E740481C1C}">
                           <a14:useLocalDpi xmlns:a14="http://schemas.microsoft.com/office/drawing/2010/main" val="0"/>
@@ -9248,7 +10312,7 @@
                     <pic:cNvPicPr/>
                   </pic:nvPicPr>
                   <pic:blipFill>
-                    <a:blip r:embed="rId32">
+                    <a:blip r:embed="rId34">
                       <a:extLst>
                         <a:ext uri="{28A0092B-C50C-407E-A947-70E740481C1C}">
                           <a14:useLocalDpi xmlns:a14="http://schemas.microsoft.com/office/drawing/2010/main" val="0"/>
@@ -9343,7 +10407,7 @@
                     <pic:cNvPicPr/>
                   </pic:nvPicPr>
                   <pic:blipFill>
-                    <a:blip r:embed="rId33">
+                    <a:blip r:embed="rId35">
                       <a:extLst>
                         <a:ext uri="{28A0092B-C50C-407E-A947-70E740481C1C}">
                           <a14:useLocalDpi xmlns:a14="http://schemas.microsoft.com/office/drawing/2010/main" val="0"/>
@@ -9405,7 +10469,7 @@
                     <pic:cNvPicPr/>
                   </pic:nvPicPr>
                   <pic:blipFill>
-                    <a:blip r:embed="rId34">
+                    <a:blip r:embed="rId36">
                       <a:extLst>
                         <a:ext uri="{28A0092B-C50C-407E-A947-70E740481C1C}">
                           <a14:useLocalDpi xmlns:a14="http://schemas.microsoft.com/office/drawing/2010/main" val="0"/>
@@ -9476,7 +10540,7 @@
                     <pic:cNvPicPr/>
                   </pic:nvPicPr>
                   <pic:blipFill>
-                    <a:blip r:embed="rId35">
+                    <a:blip r:embed="rId37">
                       <a:extLst>
                         <a:ext uri="{28A0092B-C50C-407E-A947-70E740481C1C}">
                           <a14:useLocalDpi xmlns:a14="http://schemas.microsoft.com/office/drawing/2010/main" val="0"/>
@@ -9570,7 +10634,7 @@
                     <pic:cNvPicPr/>
                   </pic:nvPicPr>
                   <pic:blipFill>
-                    <a:blip r:embed="rId36">
+                    <a:blip r:embed="rId38">
                       <a:extLst>
                         <a:ext uri="{28A0092B-C50C-407E-A947-70E740481C1C}">
                           <a14:useLocalDpi xmlns:a14="http://schemas.microsoft.com/office/drawing/2010/main" val="0"/>
@@ -9656,7 +10720,7 @@
                     <pic:cNvPicPr/>
                   </pic:nvPicPr>
                   <pic:blipFill>
-                    <a:blip r:embed="rId37">
+                    <a:blip r:embed="rId39">
                       <a:extLst>
                         <a:ext uri="{28A0092B-C50C-407E-A947-70E740481C1C}">
                           <a14:useLocalDpi xmlns:a14="http://schemas.microsoft.com/office/drawing/2010/main" val="0"/>
@@ -9718,7 +10782,7 @@
                     <pic:cNvPicPr/>
                   </pic:nvPicPr>
                   <pic:blipFill>
-                    <a:blip r:embed="rId38">
+                    <a:blip r:embed="rId40">
                       <a:extLst>
                         <a:ext uri="{28A0092B-C50C-407E-A947-70E740481C1C}">
                           <a14:useLocalDpi xmlns:a14="http://schemas.microsoft.com/office/drawing/2010/main" val="0"/>
@@ -9780,7 +10844,7 @@
                     <pic:cNvPicPr/>
                   </pic:nvPicPr>
                   <pic:blipFill>
-                    <a:blip r:embed="rId39">
+                    <a:blip r:embed="rId41">
                       <a:extLst>
                         <a:ext uri="{28A0092B-C50C-407E-A947-70E740481C1C}">
                           <a14:useLocalDpi xmlns:a14="http://schemas.microsoft.com/office/drawing/2010/main" val="0"/>
@@ -9857,7 +10921,7 @@
                     <pic:cNvPicPr/>
                   </pic:nvPicPr>
                   <pic:blipFill>
-                    <a:blip r:embed="rId40">
+                    <a:blip r:embed="rId42">
                       <a:extLst>
                         <a:ext uri="{28A0092B-C50C-407E-A947-70E740481C1C}">
                           <a14:useLocalDpi xmlns:a14="http://schemas.microsoft.com/office/drawing/2010/main" val="0"/>
@@ -9922,7 +10986,7 @@
                     <pic:cNvPicPr/>
                   </pic:nvPicPr>
                   <pic:blipFill>
-                    <a:blip r:embed="rId41">
+                    <a:blip r:embed="rId43">
                       <a:extLst>
                         <a:ext uri="{28A0092B-C50C-407E-A947-70E740481C1C}">
                           <a14:useLocalDpi xmlns:a14="http://schemas.microsoft.com/office/drawing/2010/main" val="0"/>
@@ -10010,7 +11074,7 @@
                     <pic:cNvPicPr/>
                   </pic:nvPicPr>
                   <pic:blipFill>
-                    <a:blip r:embed="rId42">
+                    <a:blip r:embed="rId44">
                       <a:extLst>
                         <a:ext uri="{28A0092B-C50C-407E-A947-70E740481C1C}">
                           <a14:useLocalDpi xmlns:a14="http://schemas.microsoft.com/office/drawing/2010/main" val="0"/>
@@ -10069,7 +11133,7 @@
                     <pic:cNvPicPr/>
                   </pic:nvPicPr>
                   <pic:blipFill>
-                    <a:blip r:embed="rId43">
+                    <a:blip r:embed="rId45">
                       <a:extLst>
                         <a:ext uri="{28A0092B-C50C-407E-A947-70E740481C1C}">
                           <a14:useLocalDpi xmlns:a14="http://schemas.microsoft.com/office/drawing/2010/main" val="0"/>
@@ -10142,7 +11206,7 @@
                     <pic:cNvPicPr/>
                   </pic:nvPicPr>
                   <pic:blipFill>
-                    <a:blip r:embed="rId44">
+                    <a:blip r:embed="rId46">
                       <a:extLst>
                         <a:ext uri="{28A0092B-C50C-407E-A947-70E740481C1C}">
                           <a14:useLocalDpi xmlns:a14="http://schemas.microsoft.com/office/drawing/2010/main" val="0"/>
@@ -10210,7 +11274,7 @@
                     <pic:cNvPicPr/>
                   </pic:nvPicPr>
                   <pic:blipFill>
-                    <a:blip r:embed="rId45">
+                    <a:blip r:embed="rId47">
                       <a:extLst>
                         <a:ext uri="{28A0092B-C50C-407E-A947-70E740481C1C}">
                           <a14:useLocalDpi xmlns:a14="http://schemas.microsoft.com/office/drawing/2010/main" val="0"/>
@@ -10288,7 +11352,7 @@
                     <pic:cNvPicPr/>
                   </pic:nvPicPr>
                   <pic:blipFill>
-                    <a:blip r:embed="rId46">
+                    <a:blip r:embed="rId48">
                       <a:extLst>
                         <a:ext uri="{28A0092B-C50C-407E-A947-70E740481C1C}">
                           <a14:useLocalDpi xmlns:a14="http://schemas.microsoft.com/office/drawing/2010/main" val="0"/>
@@ -10612,7 +11676,7 @@
                     <pic:cNvPicPr/>
                   </pic:nvPicPr>
                   <pic:blipFill>
-                    <a:blip r:embed="rId47">
+                    <a:blip r:embed="rId49">
                       <a:extLst>
                         <a:ext uri="{28A0092B-C50C-407E-A947-70E740481C1C}">
                           <a14:useLocalDpi xmlns:a14="http://schemas.microsoft.com/office/drawing/2010/main" val="0"/>
@@ -10687,7 +11751,7 @@
                     <pic:cNvPicPr/>
                   </pic:nvPicPr>
                   <pic:blipFill>
-                    <a:blip r:embed="rId48">
+                    <a:blip r:embed="rId50">
                       <a:extLst>
                         <a:ext uri="{28A0092B-C50C-407E-A947-70E740481C1C}">
                           <a14:useLocalDpi xmlns:a14="http://schemas.microsoft.com/office/drawing/2010/main" val="0"/>
@@ -10790,7 +11854,7 @@
                     <pic:cNvPicPr/>
                   </pic:nvPicPr>
                   <pic:blipFill>
-                    <a:blip r:embed="rId49">
+                    <a:blip r:embed="rId51">
                       <a:extLst>
                         <a:ext uri="{28A0092B-C50C-407E-A947-70E740481C1C}">
                           <a14:useLocalDpi xmlns:a14="http://schemas.microsoft.com/office/drawing/2010/main" val="0"/>
@@ -10870,7 +11934,7 @@
                     <pic:cNvPicPr/>
                   </pic:nvPicPr>
                   <pic:blipFill>
-                    <a:blip r:embed="rId50">
+                    <a:blip r:embed="rId52">
                       <a:extLst>
                         <a:ext uri="{28A0092B-C50C-407E-A947-70E740481C1C}">
                           <a14:useLocalDpi xmlns:a14="http://schemas.microsoft.com/office/drawing/2010/main" val="0"/>
@@ -10930,7 +11994,7 @@
                     <pic:cNvPicPr/>
                   </pic:nvPicPr>
                   <pic:blipFill>
-                    <a:blip r:embed="rId51">
+                    <a:blip r:embed="rId53">
                       <a:extLst>
                         <a:ext uri="{28A0092B-C50C-407E-A947-70E740481C1C}">
                           <a14:useLocalDpi xmlns:a14="http://schemas.microsoft.com/office/drawing/2010/main" val="0"/>
@@ -11068,7 +12132,7 @@
                     <pic:cNvPicPr/>
                   </pic:nvPicPr>
                   <pic:blipFill>
-                    <a:blip r:embed="rId52">
+                    <a:blip r:embed="rId54">
                       <a:extLst>
                         <a:ext uri="{28A0092B-C50C-407E-A947-70E740481C1C}">
                           <a14:useLocalDpi xmlns:a14="http://schemas.microsoft.com/office/drawing/2010/main" val="0"/>
@@ -11128,7 +12192,7 @@
                     <pic:cNvPicPr/>
                   </pic:nvPicPr>
                   <pic:blipFill>
-                    <a:blip r:embed="rId53">
+                    <a:blip r:embed="rId55">
                       <a:extLst>
                         <a:ext uri="{28A0092B-C50C-407E-A947-70E740481C1C}">
                           <a14:useLocalDpi xmlns:a14="http://schemas.microsoft.com/office/drawing/2010/main" val="0"/>
@@ -11489,7 +12553,7 @@
                     <pic:cNvPicPr/>
                   </pic:nvPicPr>
                   <pic:blipFill>
-                    <a:blip r:embed="rId54">
+                    <a:blip r:embed="rId56">
                       <a:extLst>
                         <a:ext uri="{28A0092B-C50C-407E-A947-70E740481C1C}">
                           <a14:useLocalDpi xmlns:a14="http://schemas.microsoft.com/office/drawing/2010/main" val="0"/>
@@ -11566,7 +12630,7 @@
                     <pic:cNvPicPr/>
                   </pic:nvPicPr>
                   <pic:blipFill>
-                    <a:blip r:embed="rId55">
+                    <a:blip r:embed="rId57">
                       <a:extLst>
                         <a:ext uri="{28A0092B-C50C-407E-A947-70E740481C1C}">
                           <a14:useLocalDpi xmlns:a14="http://schemas.microsoft.com/office/drawing/2010/main" val="0"/>
@@ -11627,7 +12691,7 @@
                     <pic:cNvPicPr/>
                   </pic:nvPicPr>
                   <pic:blipFill>
-                    <a:blip r:embed="rId56">
+                    <a:blip r:embed="rId58">
                       <a:extLst>
                         <a:ext uri="{28A0092B-C50C-407E-A947-70E740481C1C}">
                           <a14:useLocalDpi xmlns:a14="http://schemas.microsoft.com/office/drawing/2010/main" val="0"/>
@@ -11687,7 +12751,7 @@
                     <pic:cNvPicPr/>
                   </pic:nvPicPr>
                   <pic:blipFill>
-                    <a:blip r:embed="rId57">
+                    <a:blip r:embed="rId59">
                       <a:extLst>
                         <a:ext uri="{28A0092B-C50C-407E-A947-70E740481C1C}">
                           <a14:useLocalDpi xmlns:a14="http://schemas.microsoft.com/office/drawing/2010/main" val="0"/>
@@ -11769,7 +12833,7 @@
                     <pic:cNvPicPr/>
                   </pic:nvPicPr>
                   <pic:blipFill>
-                    <a:blip r:embed="rId58">
+                    <a:blip r:embed="rId60">
                       <a:extLst>
                         <a:ext uri="{28A0092B-C50C-407E-A947-70E740481C1C}">
                           <a14:useLocalDpi xmlns:a14="http://schemas.microsoft.com/office/drawing/2010/main" val="0"/>
@@ -11829,7 +12893,7 @@
                     <pic:cNvPicPr/>
                   </pic:nvPicPr>
                   <pic:blipFill>
-                    <a:blip r:embed="rId59">
+                    <a:blip r:embed="rId61">
                       <a:extLst>
                         <a:ext uri="{28A0092B-C50C-407E-A947-70E740481C1C}">
                           <a14:useLocalDpi xmlns:a14="http://schemas.microsoft.com/office/drawing/2010/main" val="0"/>
@@ -11965,7 +13029,7 @@
                     <pic:cNvPicPr/>
                   </pic:nvPicPr>
                   <pic:blipFill>
-                    <a:blip r:embed="rId60">
+                    <a:blip r:embed="rId62">
                       <a:extLst>
                         <a:ext uri="{28A0092B-C50C-407E-A947-70E740481C1C}">
                           <a14:useLocalDpi xmlns:a14="http://schemas.microsoft.com/office/drawing/2010/main" val="0"/>
@@ -12018,7 +13082,7 @@
                     <pic:cNvPicPr/>
                   </pic:nvPicPr>
                   <pic:blipFill>
-                    <a:blip r:embed="rId61">
+                    <a:blip r:embed="rId63">
                       <a:extLst>
                         <a:ext uri="{28A0092B-C50C-407E-A947-70E740481C1C}">
                           <a14:useLocalDpi xmlns:a14="http://schemas.microsoft.com/office/drawing/2010/main" val="0"/>
@@ -12153,7 +13217,7 @@
                     <pic:cNvPicPr/>
                   </pic:nvPicPr>
                   <pic:blipFill>
-                    <a:blip r:embed="rId61">
+                    <a:blip r:embed="rId63">
                       <a:extLst>
                         <a:ext uri="{28A0092B-C50C-407E-A947-70E740481C1C}">
                           <a14:useLocalDpi xmlns:a14="http://schemas.microsoft.com/office/drawing/2010/main" val="0"/>
@@ -12229,7 +13293,7 @@
                     <pic:cNvPicPr/>
                   </pic:nvPicPr>
                   <pic:blipFill>
-                    <a:blip r:embed="rId62">
+                    <a:blip r:embed="rId64">
                       <a:extLst>
                         <a:ext uri="{28A0092B-C50C-407E-A947-70E740481C1C}">
                           <a14:useLocalDpi xmlns:a14="http://schemas.microsoft.com/office/drawing/2010/main" val="0"/>
@@ -12311,7 +13375,7 @@
                     <pic:cNvPicPr/>
                   </pic:nvPicPr>
                   <pic:blipFill>
-                    <a:blip r:embed="rId63">
+                    <a:blip r:embed="rId65">
                       <a:extLst>
                         <a:ext uri="{28A0092B-C50C-407E-A947-70E740481C1C}">
                           <a14:useLocalDpi xmlns:a14="http://schemas.microsoft.com/office/drawing/2010/main" val="0"/>
@@ -12423,7 +13487,7 @@
                     <pic:cNvPicPr/>
                   </pic:nvPicPr>
                   <pic:blipFill>
-                    <a:blip r:embed="rId64">
+                    <a:blip r:embed="rId66">
                       <a:extLst>
                         <a:ext uri="{28A0092B-C50C-407E-A947-70E740481C1C}">
                           <a14:useLocalDpi xmlns:a14="http://schemas.microsoft.com/office/drawing/2010/main" val="0"/>
@@ -12483,7 +13547,7 @@
                     <pic:cNvPicPr/>
                   </pic:nvPicPr>
                   <pic:blipFill>
-                    <a:blip r:embed="rId65">
+                    <a:blip r:embed="rId67">
                       <a:extLst>
                         <a:ext uri="{28A0092B-C50C-407E-A947-70E740481C1C}">
                           <a14:useLocalDpi xmlns:a14="http://schemas.microsoft.com/office/drawing/2010/main" val="0"/>
@@ -12553,7 +13617,7 @@
                     <pic:cNvPicPr/>
                   </pic:nvPicPr>
                   <pic:blipFill>
-                    <a:blip r:embed="rId66">
+                    <a:blip r:embed="rId68">
                       <a:extLst>
                         <a:ext uri="{28A0092B-C50C-407E-A947-70E740481C1C}">
                           <a14:useLocalDpi xmlns:a14="http://schemas.microsoft.com/office/drawing/2010/main" val="0"/>
@@ -12648,7 +13712,7 @@
                     <pic:cNvPicPr/>
                   </pic:nvPicPr>
                   <pic:blipFill>
-                    <a:blip r:embed="rId67">
+                    <a:blip r:embed="rId69">
                       <a:extLst>
                         <a:ext uri="{28A0092B-C50C-407E-A947-70E740481C1C}">
                           <a14:useLocalDpi xmlns:a14="http://schemas.microsoft.com/office/drawing/2010/main" val="0"/>
@@ -12708,7 +13772,7 @@
                     <pic:cNvPicPr/>
                   </pic:nvPicPr>
                   <pic:blipFill>
-                    <a:blip r:embed="rId68">
+                    <a:blip r:embed="rId70">
                       <a:extLst>
                         <a:ext uri="{28A0092B-C50C-407E-A947-70E740481C1C}">
                           <a14:useLocalDpi xmlns:a14="http://schemas.microsoft.com/office/drawing/2010/main" val="0"/>
@@ -12776,7 +13840,7 @@
                     <pic:cNvPicPr/>
                   </pic:nvPicPr>
                   <pic:blipFill>
-                    <a:blip r:embed="rId69">
+                    <a:blip r:embed="rId71">
                       <a:extLst>
                         <a:ext uri="{28A0092B-C50C-407E-A947-70E740481C1C}">
                           <a14:useLocalDpi xmlns:a14="http://schemas.microsoft.com/office/drawing/2010/main" val="0"/>
@@ -12832,7 +13896,7 @@
                     <pic:cNvPicPr/>
                   </pic:nvPicPr>
                   <pic:blipFill>
-                    <a:blip r:embed="rId70">
+                    <a:blip r:embed="rId72">
                       <a:extLst>
                         <a:ext uri="{28A0092B-C50C-407E-A947-70E740481C1C}">
                           <a14:useLocalDpi xmlns:a14="http://schemas.microsoft.com/office/drawing/2010/main" val="0"/>
@@ -12905,7 +13969,7 @@
                     <pic:cNvPicPr/>
                   </pic:nvPicPr>
                   <pic:blipFill>
-                    <a:blip r:embed="rId71">
+                    <a:blip r:embed="rId73">
                       <a:extLst>
                         <a:ext uri="{28A0092B-C50C-407E-A947-70E740481C1C}">
                           <a14:useLocalDpi xmlns:a14="http://schemas.microsoft.com/office/drawing/2010/main" val="0"/>
@@ -12965,7 +14029,7 @@
                     <pic:cNvPicPr/>
                   </pic:nvPicPr>
                   <pic:blipFill>
-                    <a:blip r:embed="rId72">
+                    <a:blip r:embed="rId74">
                       <a:extLst>
                         <a:ext uri="{28A0092B-C50C-407E-A947-70E740481C1C}">
                           <a14:useLocalDpi xmlns:a14="http://schemas.microsoft.com/office/drawing/2010/main" val="0"/>
@@ -13100,7 +14164,7 @@
                     <pic:cNvPicPr/>
                   </pic:nvPicPr>
                   <pic:blipFill>
-                    <a:blip r:embed="rId73">
+                    <a:blip r:embed="rId75">
                       <a:extLst>
                         <a:ext uri="{28A0092B-C50C-407E-A947-70E740481C1C}">
                           <a14:useLocalDpi xmlns:a14="http://schemas.microsoft.com/office/drawing/2010/main" val="0"/>
@@ -13157,7 +14221,7 @@
                     <pic:cNvPicPr/>
                   </pic:nvPicPr>
                   <pic:blipFill>
-                    <a:blip r:embed="rId74">
+                    <a:blip r:embed="rId76">
                       <a:extLst>
                         <a:ext uri="{28A0092B-C50C-407E-A947-70E740481C1C}">
                           <a14:useLocalDpi xmlns:a14="http://schemas.microsoft.com/office/drawing/2010/main" val="0"/>
@@ -13376,7 +14440,7 @@
                     <pic:cNvPicPr/>
                   </pic:nvPicPr>
                   <pic:blipFill>
-                    <a:blip r:embed="rId75" cstate="print">
+                    <a:blip r:embed="rId77" cstate="print">
                       <a:extLst>
                         <a:ext uri="{28A0092B-C50C-407E-A947-70E740481C1C}">
                           <a14:useLocalDpi xmlns:a14="http://schemas.microsoft.com/office/drawing/2010/main" val="0"/>
@@ -13439,13 +14503,7 @@
       </w:r>
       <w:r>
         <w:br/>
-        <w:t>Tento poznatek vedl k hlubšímu zkoumání jádra neutronové hvězdy. V</w:t>
-      </w:r>
-      <w:r>
-        <w:t> stejném roce</w:t>
-      </w:r>
-      <w:r>
-        <w:t xml:space="preserve"> vznikl </w:t>
+        <w:t xml:space="preserve">Tento poznatek vedl k hlubšímu zkoumání jádra neutronové hvězdy. V stejném roce vznikl </w:t>
       </w:r>
       <w:proofErr w:type="spellStart"/>
       <w:r>
@@ -13453,66 +14511,15 @@
       </w:r>
       <w:proofErr w:type="spellEnd"/>
       <w:r>
-        <w:t xml:space="preserve"> model, který </w:t>
-      </w:r>
-      <w:r>
-        <w:t xml:space="preserve">je zaměřený na dynamiku jádra. </w:t>
-      </w:r>
-      <w:r>
-        <w:t xml:space="preserve">Jádro neutronové hvězdy totiž obsahuje </w:t>
-      </w:r>
-      <w:r>
-        <w:t>dvě dynamické složky. První je</w:t>
-      </w:r>
-      <w:r>
-        <w:t xml:space="preserve"> </w:t>
-      </w:r>
-      <w:proofErr w:type="spellStart"/>
-      <w:r>
-        <w:t>supratekut</w:t>
-      </w:r>
-      <w:r>
-        <w:t>á</w:t>
-      </w:r>
-      <w:proofErr w:type="spellEnd"/>
-      <w:r>
-        <w:t xml:space="preserve"> neutronov</w:t>
-      </w:r>
-      <w:r>
-        <w:t>á</w:t>
-      </w:r>
-      <w:r>
-        <w:t xml:space="preserve"> složk</w:t>
-      </w:r>
-      <w:r>
-        <w:t>a</w:t>
-      </w:r>
-      <w:r>
-        <w:t xml:space="preserve">, která nese neutronové víry, </w:t>
-      </w:r>
-      <w:r>
-        <w:t>a druhou je</w:t>
-      </w:r>
-      <w:r>
-        <w:t xml:space="preserve"> supravodiv</w:t>
-      </w:r>
-      <w:r>
-        <w:t>á</w:t>
-      </w:r>
-      <w:r>
-        <w:t xml:space="preserve"> protonov</w:t>
-      </w:r>
-      <w:r>
-        <w:t>á</w:t>
-      </w:r>
-      <w:r>
-        <w:t xml:space="preserve"> složk</w:t>
-      </w:r>
-      <w:r>
-        <w:t>a</w:t>
-      </w:r>
-      <w:r>
-        <w:t xml:space="preserve">, která nese magnetické pole ve formě trubic toku. </w:t>
+        <w:t xml:space="preserve"> model, který je zaměřený na dynamiku jádra. Jádro neutronové hvězdy totiž obsahuje dvě dynamické složky. První je </w:t>
+      </w:r>
+      <w:proofErr w:type="spellStart"/>
+      <w:r>
+        <w:t>supratekutá</w:t>
+      </w:r>
+      <w:proofErr w:type="spellEnd"/>
+      <w:r>
+        <w:t xml:space="preserve"> neutronová složka, která nese neutronové víry, a druhou je supravodivá protonová složka, která nese magnetické pole ve formě trubic toku. </w:t>
       </w:r>
       <w:proofErr w:type="spellStart"/>
       <w:r>
@@ -13520,10 +14527,7 @@
       </w:r>
       <w:proofErr w:type="spellEnd"/>
       <w:r>
-        <w:t xml:space="preserve"> tvrdí, že pomalé zpomalování rotace hvězdy nutí neutronové víry se radiálně pohybovat ven, čímž s sebou vleče magnetické trubice toku</w:t>
-      </w:r>
-      <w:r>
-        <w:t xml:space="preserve"> (Flux-</w:t>
+        <w:t xml:space="preserve"> tvrdí, že pomalé zpomalování rotace hvězdy nutí neutronové víry se radiálně pohybovat ven, čímž s sebou vleče magnetické trubice toku (Flux-</w:t>
       </w:r>
       <w:proofErr w:type="spellStart"/>
       <w:r>
@@ -13811,7 +14815,7 @@
                     <pic:cNvPicPr/>
                   </pic:nvPicPr>
                   <pic:blipFill>
-                    <a:blip r:embed="rId75" cstate="print">
+                    <a:blip r:embed="rId77" cstate="print">
                       <a:extLst>
                         <a:ext uri="{28A0092B-C50C-407E-A947-70E740481C1C}">
                           <a14:useLocalDpi xmlns:a14="http://schemas.microsoft.com/office/drawing/2010/main" val="0"/>
@@ -17064,6 +18068,22 @@
       <w:iCs/>
     </w:rPr>
   </w:style>
+  <w:style w:type="table" w:styleId="Mkatabulky">
+    <w:name w:val="Table Grid"/>
+    <w:basedOn w:val="Normlntabulka"/>
+    <w:uiPriority w:val="39"/>
+    <w:rsid w:val="00FE34FC"/>
+    <w:tblPr>
+      <w:tblBorders>
+        <w:top w:val="single" w:sz="4" w:space="0" w:color="auto"/>
+        <w:left w:val="single" w:sz="4" w:space="0" w:color="auto"/>
+        <w:bottom w:val="single" w:sz="4" w:space="0" w:color="auto"/>
+        <w:right w:val="single" w:sz="4" w:space="0" w:color="auto"/>
+        <w:insideH w:val="single" w:sz="4" w:space="0" w:color="auto"/>
+        <w:insideV w:val="single" w:sz="4" w:space="0" w:color="auto"/>
+      </w:tblBorders>
+    </w:tblPr>
+  </w:style>
 </w:styles>
 </file>
 

--- a/DP_text.docx
+++ b/DP_text.docx
@@ -6853,6 +6853,20 @@
               <w:t>M_coeff</w:t>
             </w:r>
             <w:proofErr w:type="spellEnd"/>
+            <w:r>
+              <w:t xml:space="preserve"> </w:t>
+            </w:r>
+            <w:r>
+              <w:t>[</w:t>
+            </w:r>
+            <w:proofErr w:type="spellStart"/>
+            <w:r>
+              <w:t>M_dot</w:t>
+            </w:r>
+            <w:proofErr w:type="spellEnd"/>
+            <w:r>
+              <w:t>]</w:t>
+            </w:r>
           </w:p>
         </w:tc>
         <w:tc>
@@ -6862,6 +6876,20 @@
           <w:p>
             <w:r>
               <w:t>M_NS</w:t>
+            </w:r>
+            <w:r>
+              <w:t xml:space="preserve"> </w:t>
+            </w:r>
+            <w:r>
+              <w:t>[</w:t>
+            </w:r>
+            <w:proofErr w:type="spellStart"/>
+            <w:r>
+              <w:t>M_dot</w:t>
+            </w:r>
+            <w:proofErr w:type="spellEnd"/>
+            <w:r>
+              <w:t>]</w:t>
             </w:r>
           </w:p>
         </w:tc>
@@ -7236,10 +7264,6 @@
     </w:tbl>
     <w:p>
       <w:r>
-        <w:br w:type="page"/>
-      </w:r>
-      <w:r>
-        <w:lastRenderedPageBreak/>
         <w:t>Tabulka ke grafu 01</w:t>
       </w:r>
     </w:p>
@@ -7280,6 +7304,17 @@
               <w:t>M_coeff</w:t>
             </w:r>
             <w:proofErr w:type="spellEnd"/>
+            <w:r>
+              <w:t xml:space="preserve"> [</w:t>
+            </w:r>
+            <w:proofErr w:type="spellStart"/>
+            <w:r>
+              <w:t>M_dot</w:t>
+            </w:r>
+            <w:proofErr w:type="spellEnd"/>
+            <w:r>
+              <w:t>]</w:t>
+            </w:r>
           </w:p>
         </w:tc>
         <w:tc>
@@ -7289,6 +7324,20 @@
           <w:p>
             <w:r>
               <w:t>M_NS</w:t>
+            </w:r>
+            <w:r>
+              <w:t xml:space="preserve"> </w:t>
+            </w:r>
+            <w:r>
+              <w:t>[</w:t>
+            </w:r>
+            <w:proofErr w:type="spellStart"/>
+            <w:r>
+              <w:t>M_dot</w:t>
+            </w:r>
+            <w:proofErr w:type="spellEnd"/>
+            <w:r>
+              <w:t>]</w:t>
             </w:r>
           </w:p>
         </w:tc>
@@ -7688,10 +7737,75 @@
         </w:tc>
       </w:tr>
     </w:tbl>
+    <w:p>
+      <w:r>
+        <w:t>Tabulka ke grafu 02</w:t>
+      </w:r>
+    </w:p>
     <w:p/>
     <w:p/>
     <w:p>
       <w:r>
+        <w:t>26.3.</w:t>
+      </w:r>
+      <w:r>
+        <w:br/>
+        <w:t xml:space="preserve">Úkol: najít maxima v grafech, okomentovat experiment, co se děje, když se zvyšuje hmotnost a co když se zvyšuje poloměr, co to může znamenat, upravit grafy, nepsat tam </w:t>
+      </w:r>
+      <w:proofErr w:type="spellStart"/>
+      <w:r>
+        <w:t>m_coeff</w:t>
+      </w:r>
+      <w:proofErr w:type="spellEnd"/>
+      <w:r>
+        <w:t>, ale co to reálně znamená a tak</w:t>
+      </w:r>
+    </w:p>
+    <w:p/>
+    <w:p>
+      <w:r>
+        <w:t>Parametry z kódu:</w:t>
+      </w:r>
+      <w:r>
+        <w:br/>
+      </w:r>
+      <w:proofErr w:type="spellStart"/>
+      <w:r>
+        <w:t>R_cci</w:t>
+      </w:r>
+      <w:proofErr w:type="spellEnd"/>
+      <w:r>
+        <w:tab/>
+      </w:r>
+      <w:proofErr w:type="spellStart"/>
+      <w:r>
+        <w:t>Radius</w:t>
+      </w:r>
+      <w:proofErr w:type="spellEnd"/>
+      <w:r>
+        <w:t xml:space="preserve"> </w:t>
+      </w:r>
+      <w:proofErr w:type="spellStart"/>
+      <w:r>
+        <w:t>of</w:t>
+      </w:r>
+      <w:proofErr w:type="spellEnd"/>
+      <w:r>
+        <w:t xml:space="preserve"> </w:t>
+      </w:r>
+      <w:proofErr w:type="spellStart"/>
+      <w:r>
+        <w:t>crust-core</w:t>
+      </w:r>
+      <w:proofErr w:type="spellEnd"/>
+      <w:r>
+        <w:t xml:space="preserve"> interface. Fyzikální poloměr, kde končí neutronové jádro a začíná vnitřní kůra hvězdy</w:t>
+      </w:r>
+    </w:p>
+    <w:p/>
+    <w:p/>
+    <w:p>
+      <w:r>
         <w:rPr>
           <w:sz w:val="40"/>
           <w:szCs w:val="40"/>
@@ -7892,6 +8006,7 @@
         <w:pStyle w:val="Normlnweb"/>
       </w:pPr>
       <w:r>
+        <w:lastRenderedPageBreak/>
         <w:t xml:space="preserve">První zmínky o neutronových hvězdách sahají do 30. let 20. století. Po objevu neutronu </w:t>
       </w:r>
       <w:proofErr w:type="spellStart"/>
@@ -7978,7 +8093,6 @@
         <w:pStyle w:val="Normlnweb"/>
       </w:pPr>
       <w:r>
-        <w:lastRenderedPageBreak/>
         <w:t xml:space="preserve">K rozhodujícímu průlomovému momentu došlo v roce 1967, kdy byly objeveny první </w:t>
       </w:r>
       <w:proofErr w:type="spellStart"/>
@@ -8172,6 +8286,9 @@
       </w:r>
       <w:r>
         <w:br/>
+      </w:r>
+      <w:r>
+        <w:lastRenderedPageBreak/>
         <w:t>V základním modelu čistého magnetického dipólového záření má brzdný index hodnotu n=3. Tato hodn</w:t>
       </w:r>
       <w:r>
@@ -8358,7 +8475,6 @@
     </w:p>
     <w:p>
       <w:r>
-        <w:lastRenderedPageBreak/>
         <w:t>Tedy</w:t>
       </w:r>
     </w:p>
@@ -8814,6 +8930,7 @@
     </w:p>
     <w:p>
       <w:r>
+        <w:lastRenderedPageBreak/>
         <w:t>Dosazením do vzorce pro brzdný index potom</w:t>
       </w:r>
       <w:r>
@@ -8935,7 +9052,6 @@
         <w:rPr>
           <w:noProof/>
         </w:rPr>
-        <w:lastRenderedPageBreak/>
         <w:drawing>
           <wp:inline distT="0" distB="0" distL="0" distR="0">
             <wp:extent cx="4178300" cy="1257300"/>
@@ -9295,7 +9411,6 @@
         </w:rPr>
       </w:pPr>
       <w:r>
-        <w:lastRenderedPageBreak/>
         <w:t xml:space="preserve">Tato složka představuje jadernou mřížku a pevně spojenou nabitou konglomeraci v jádře, které rotují rigidně. Představuje tu část hvězdy, která je přímo pozorovatelná a jejíž frekvence </w:t>
       </w:r>
       <w:proofErr w:type="spellStart"/>
@@ -9663,7 +9778,11 @@
         <w:pStyle w:val="Normlnweb"/>
       </w:pPr>
       <w:r>
-        <w:t>Dynamika supertekutiny, která je důsledkem hustotně závislého tření, způsobuje, že se moment hybnosti přenáší do různých částí kůry a jádra v různých časových měřítkách. To může vést k tomu, že se změna frekvence rotace stane v čase nemonotónní, což umožňuje dosažení maximální hodnoty mnohem větší, než je naměřená velikost glitche, a také zpoždění v regeneraci</w:t>
+        <w:t xml:space="preserve">Dynamika supertekutiny, která je důsledkem hustotně závislého tření, způsobuje, že se moment hybnosti přenáší do různých částí kůry a jádra v různých časových měřítkách. To </w:t>
+      </w:r>
+      <w:r>
+        <w:lastRenderedPageBreak/>
+        <w:t>může vést k tomu, že se změna frekvence rotace stane v čase nemonotónní, což umožňuje dosažení maximální hodnoty mnohem větší, než je naměřená velikost glitche, a také zpoždění v regeneraci</w:t>
       </w:r>
     </w:p>
     <w:p>

--- a/DP_text.docx
+++ b/DP_text.docx
@@ -441,6 +441,40 @@
       </w:r>
     </w:p>
     <w:p/>
+    <w:p/>
+    <w:p/>
+    <w:p>
+      <w:r>
+        <w:t>23.4.2026</w:t>
+      </w:r>
+      <w:r>
+        <w:br/>
+      </w:r>
+    </w:p>
+    <w:p>
+      <w:pPr>
+        <w:pStyle w:val="Odstavecseseznamem"/>
+        <w:numPr>
+          <w:ilvl w:val="0"/>
+          <w:numId w:val="9"/>
+        </w:numPr>
+      </w:pPr>
+      <w:r>
+        <w:t>okomentovat experimentální výsledky a zasadit do diskusní části</w:t>
+      </w:r>
+    </w:p>
+    <w:p>
+      <w:pPr>
+        <w:pStyle w:val="Odstavecseseznamem"/>
+        <w:numPr>
+          <w:ilvl w:val="0"/>
+          <w:numId w:val="9"/>
+        </w:numPr>
+      </w:pPr>
+      <w:r>
+        <w:t>pouvažovat, proč jsou grafy u maximum časů takto, proč se čas ubírá a ve druhém případě zase přidává</w:t>
+      </w:r>
+    </w:p>
     <w:p/>
     <w:p/>
     <w:p>
@@ -7799,7 +7833,15 @@
       </w:r>
       <w:proofErr w:type="spellEnd"/>
       <w:r>
-        <w:t xml:space="preserve"> interface. Fyzikální poloměr, kde končí neutronové jádro a začíná vnitřní kůra hvězdy</w:t>
+        <w:t xml:space="preserve"> interface. Fyzikální poloměr, kde končí neutronové jádro a začíná </w:t>
+      </w:r>
+      <w:proofErr w:type="spellStart"/>
+      <w:r>
+        <w:t>vnitřnía</w:t>
+      </w:r>
+      <w:proofErr w:type="spellEnd"/>
+      <w:r>
+        <w:t xml:space="preserve"> hvězdy</w:t>
       </w:r>
     </w:p>
     <w:p/>
@@ -17551,6 +17593,119 @@
       </w:rPr>
     </w:lvl>
   </w:abstractNum>
+  <w:abstractNum w:abstractNumId="8" w15:restartNumberingAfterBreak="0">
+    <w:nsid w:val="6E370359"/>
+    <w:multiLevelType w:val="hybridMultilevel"/>
+    <w:tmpl w:val="16E6C622"/>
+    <w:lvl w:ilvl="0" w:tplc="04050001">
+      <w:start w:val="1"/>
+      <w:numFmt w:val="bullet"/>
+      <w:lvlText w:val=""/>
+      <w:lvlJc w:val="left"/>
+      <w:pPr>
+        <w:ind w:left="720" w:hanging="360"/>
+      </w:pPr>
+      <w:rPr>
+        <w:rFonts w:ascii="Symbol" w:hAnsi="Symbol" w:hint="default"/>
+      </w:rPr>
+    </w:lvl>
+    <w:lvl w:ilvl="1" w:tplc="04050003" w:tentative="1">
+      <w:start w:val="1"/>
+      <w:numFmt w:val="bullet"/>
+      <w:lvlText w:val="o"/>
+      <w:lvlJc w:val="left"/>
+      <w:pPr>
+        <w:ind w:left="1440" w:hanging="360"/>
+      </w:pPr>
+      <w:rPr>
+        <w:rFonts w:ascii="Courier New" w:hAnsi="Courier New" w:cs="Courier New" w:hint="default"/>
+      </w:rPr>
+    </w:lvl>
+    <w:lvl w:ilvl="2" w:tplc="04050005" w:tentative="1">
+      <w:start w:val="1"/>
+      <w:numFmt w:val="bullet"/>
+      <w:lvlText w:val=""/>
+      <w:lvlJc w:val="left"/>
+      <w:pPr>
+        <w:ind w:left="2160" w:hanging="360"/>
+      </w:pPr>
+      <w:rPr>
+        <w:rFonts w:ascii="Wingdings" w:hAnsi="Wingdings" w:hint="default"/>
+      </w:rPr>
+    </w:lvl>
+    <w:lvl w:ilvl="3" w:tplc="04050001" w:tentative="1">
+      <w:start w:val="1"/>
+      <w:numFmt w:val="bullet"/>
+      <w:lvlText w:val=""/>
+      <w:lvlJc w:val="left"/>
+      <w:pPr>
+        <w:ind w:left="2880" w:hanging="360"/>
+      </w:pPr>
+      <w:rPr>
+        <w:rFonts w:ascii="Symbol" w:hAnsi="Symbol" w:hint="default"/>
+      </w:rPr>
+    </w:lvl>
+    <w:lvl w:ilvl="4" w:tplc="04050003" w:tentative="1">
+      <w:start w:val="1"/>
+      <w:numFmt w:val="bullet"/>
+      <w:lvlText w:val="o"/>
+      <w:lvlJc w:val="left"/>
+      <w:pPr>
+        <w:ind w:left="3600" w:hanging="360"/>
+      </w:pPr>
+      <w:rPr>
+        <w:rFonts w:ascii="Courier New" w:hAnsi="Courier New" w:cs="Courier New" w:hint="default"/>
+      </w:rPr>
+    </w:lvl>
+    <w:lvl w:ilvl="5" w:tplc="04050005" w:tentative="1">
+      <w:start w:val="1"/>
+      <w:numFmt w:val="bullet"/>
+      <w:lvlText w:val=""/>
+      <w:lvlJc w:val="left"/>
+      <w:pPr>
+        <w:ind w:left="4320" w:hanging="360"/>
+      </w:pPr>
+      <w:rPr>
+        <w:rFonts w:ascii="Wingdings" w:hAnsi="Wingdings" w:hint="default"/>
+      </w:rPr>
+    </w:lvl>
+    <w:lvl w:ilvl="6" w:tplc="04050001" w:tentative="1">
+      <w:start w:val="1"/>
+      <w:numFmt w:val="bullet"/>
+      <w:lvlText w:val=""/>
+      <w:lvlJc w:val="left"/>
+      <w:pPr>
+        <w:ind w:left="5040" w:hanging="360"/>
+      </w:pPr>
+      <w:rPr>
+        <w:rFonts w:ascii="Symbol" w:hAnsi="Symbol" w:hint="default"/>
+      </w:rPr>
+    </w:lvl>
+    <w:lvl w:ilvl="7" w:tplc="04050003" w:tentative="1">
+      <w:start w:val="1"/>
+      <w:numFmt w:val="bullet"/>
+      <w:lvlText w:val="o"/>
+      <w:lvlJc w:val="left"/>
+      <w:pPr>
+        <w:ind w:left="5760" w:hanging="360"/>
+      </w:pPr>
+      <w:rPr>
+        <w:rFonts w:ascii="Courier New" w:hAnsi="Courier New" w:cs="Courier New" w:hint="default"/>
+      </w:rPr>
+    </w:lvl>
+    <w:lvl w:ilvl="8" w:tplc="04050005" w:tentative="1">
+      <w:start w:val="1"/>
+      <w:numFmt w:val="bullet"/>
+      <w:lvlText w:val=""/>
+      <w:lvlJc w:val="left"/>
+      <w:pPr>
+        <w:ind w:left="6480" w:hanging="360"/>
+      </w:pPr>
+      <w:rPr>
+        <w:rFonts w:ascii="Wingdings" w:hAnsi="Wingdings" w:hint="default"/>
+      </w:rPr>
+    </w:lvl>
+  </w:abstractNum>
   <w:num w:numId="1" w16cid:durableId="1843277163">
     <w:abstractNumId w:val="1"/>
   </w:num>
@@ -17574,6 +17729,9 @@
   </w:num>
   <w:num w:numId="8" w16cid:durableId="2016687713">
     <w:abstractNumId w:val="2"/>
+  </w:num>
+  <w:num w:numId="9" w16cid:durableId="3823814">
+    <w:abstractNumId w:val="8"/>
   </w:num>
 </w:numbering>
 </file>

--- a/DP_text.docx
+++ b/DP_text.docx
@@ -478,6 +478,34 @@
     <w:p/>
     <w:p/>
     <w:p>
+      <w:r>
+        <w:t>20.5.2026</w:t>
+      </w:r>
+    </w:p>
+    <w:p/>
+    <w:p>
+      <w:r>
+        <w:t>Rozdělit to celé na dvě kapitoly:</w:t>
+      </w:r>
+      <w:r>
+        <w:br/>
+        <w:t>Neutronové hvězdy</w:t>
+      </w:r>
+      <w:r>
+        <w:t>:</w:t>
+      </w:r>
+    </w:p>
+    <w:p>
+      <w:pPr>
+        <w:ind w:firstLine="708"/>
+      </w:pPr>
+      <w:r>
+        <w:t>Pozorování NH, data pozorovaných pulsarů, glitche, Pulsary, brzdný index</w:t>
+      </w:r>
+      <w:r>
+        <w:br/>
+        <w:t>Supratekutost v neutronových hvězdách</w:t>
+      </w:r>
       <w:r>
         <w:br w:type="page"/>
       </w:r>
@@ -6888,10 +6916,7 @@
             </w:r>
             <w:proofErr w:type="spellEnd"/>
             <w:r>
-              <w:t xml:space="preserve"> </w:t>
-            </w:r>
-            <w:r>
-              <w:t>[</w:t>
+              <w:t xml:space="preserve"> [</w:t>
             </w:r>
             <w:proofErr w:type="spellStart"/>
             <w:r>
@@ -6912,10 +6937,7 @@
               <w:t>M_NS</w:t>
             </w:r>
             <w:r>
-              <w:t xml:space="preserve"> </w:t>
-            </w:r>
-            <w:r>
-              <w:t>[</w:t>
+              <w:t xml:space="preserve"> [</w:t>
             </w:r>
             <w:proofErr w:type="spellStart"/>
             <w:r>
@@ -6938,10 +6960,7 @@
             </w:r>
             <w:proofErr w:type="spellEnd"/>
             <w:r>
-              <w:t xml:space="preserve"> [</w:t>
-            </w:r>
-            <w:r>
-              <w:t>km]</w:t>
+              <w:t xml:space="preserve"> [km]</w:t>
             </w:r>
           </w:p>
         </w:tc>
@@ -6951,10 +6970,7 @@
           </w:tcPr>
           <w:p>
             <w:r>
-              <w:t>R_NS [</w:t>
-            </w:r>
-            <w:r>
-              <w:t>km]</w:t>
+              <w:t>R_NS [km]</w:t>
             </w:r>
           </w:p>
         </w:tc>
@@ -7360,10 +7376,7 @@
               <w:t>M_NS</w:t>
             </w:r>
             <w:r>
-              <w:t xml:space="preserve"> </w:t>
-            </w:r>
-            <w:r>
-              <w:t>[</w:t>
+              <w:t xml:space="preserve"> [</w:t>
             </w:r>
             <w:proofErr w:type="spellStart"/>
             <w:r>
@@ -7414,10 +7427,7 @@
           </w:tcPr>
           <w:p>
             <w:r>
-              <w:t>1.</w:t>
-            </w:r>
-            <w:r>
-              <w:t>1</w:t>
+              <w:t>1.1</w:t>
             </w:r>
           </w:p>
         </w:tc>
@@ -7427,10 +7437,7 @@
           </w:tcPr>
           <w:p>
             <w:r>
-              <w:t>1.</w:t>
-            </w:r>
-            <w:r>
-              <w:t>120</w:t>
+              <w:t>1.120</w:t>
             </w:r>
           </w:p>
         </w:tc>
@@ -7468,10 +7475,7 @@
           </w:tcPr>
           <w:p>
             <w:r>
-              <w:t>1.</w:t>
-            </w:r>
-            <w:r>
-              <w:t>3</w:t>
+              <w:t>1.3</w:t>
             </w:r>
           </w:p>
         </w:tc>
@@ -7481,10 +7485,7 @@
           </w:tcPr>
           <w:p>
             <w:r>
-              <w:t>1.</w:t>
-            </w:r>
-            <w:r>
-              <w:t>315</w:t>
+              <w:t>1.315</w:t>
             </w:r>
           </w:p>
         </w:tc>
@@ -7522,10 +7523,7 @@
           </w:tcPr>
           <w:p>
             <w:r>
-              <w:t>1.</w:t>
-            </w:r>
-            <w:r>
-              <w:t>5</w:t>
+              <w:t>1.5</w:t>
             </w:r>
           </w:p>
         </w:tc>
@@ -7573,10 +7571,7 @@
           </w:tcPr>
           <w:p>
             <w:r>
-              <w:t>1.</w:t>
-            </w:r>
-            <w:r>
-              <w:t>7</w:t>
+              <w:t>1.7</w:t>
             </w:r>
           </w:p>
         </w:tc>
@@ -7596,10 +7591,7 @@
           </w:tcPr>
           <w:p>
             <w:r>
-              <w:t>1</w:t>
-            </w:r>
-            <w:r>
-              <w:t>0</w:t>
+              <w:t>10</w:t>
             </w:r>
           </w:p>
         </w:tc>
@@ -7627,10 +7619,7 @@
           </w:tcPr>
           <w:p>
             <w:r>
-              <w:t>1.</w:t>
-            </w:r>
-            <w:r>
-              <w:t>9</w:t>
+              <w:t>1.9</w:t>
             </w:r>
           </w:p>
         </w:tc>
@@ -7650,10 +7639,7 @@
           </w:tcPr>
           <w:p>
             <w:r>
-              <w:t>1</w:t>
-            </w:r>
-            <w:r>
-              <w:t>0</w:t>
+              <w:t>10</w:t>
             </w:r>
           </w:p>
         </w:tc>
@@ -7701,10 +7687,7 @@
           </w:tcPr>
           <w:p>
             <w:r>
-              <w:t>1</w:t>
-            </w:r>
-            <w:r>
-              <w:t>0</w:t>
+              <w:t>10</w:t>
             </w:r>
           </w:p>
         </w:tc>
@@ -7752,10 +7735,7 @@
           </w:tcPr>
           <w:p>
             <w:r>
-              <w:t>1</w:t>
-            </w:r>
-            <w:r>
-              <w:t>0</w:t>
+              <w:t>10</w:t>
             </w:r>
           </w:p>
         </w:tc>

--- a/DP_text.docx
+++ b/DP_text.docx
@@ -15938,606 +15938,53 @@
     </w:p>
     <w:p/>
     <w:p/>
-    <w:p/>
-    <w:p/>
-    <w:p>
-      <w:pPr>
-        <w:pStyle w:val="Normlnweb"/>
+    <w:p>
+      <w:pPr>
+        <w:pStyle w:val="Odstavecseseznamem"/>
         <w:numPr>
           <w:ilvl w:val="0"/>
-          <w:numId w:val="4"/>
+          <w:numId w:val="10"/>
         </w:numPr>
       </w:pPr>
       <w:r>
-        <w:t>Úvod (</w:t>
-      </w:r>
-      <w:proofErr w:type="spellStart"/>
-      <w:r>
-        <w:t>Introduction</w:t>
-      </w:r>
-      <w:proofErr w:type="spellEnd"/>
-      <w:r>
-        <w:t>)</w:t>
-      </w:r>
-      <w:r>
-        <w:br/>
-        <w:t>1.1. Uvedení do problematiky neutronových hvězd a pulsarů.</w:t>
-      </w:r>
-      <w:r>
-        <w:br/>
-        <w:t>1.2. Definice rotačního vývoje pulsarů a pozorovaných nepravidelností (glitche, časovací šum).</w:t>
-      </w:r>
-      <w:r>
-        <w:br/>
-        <w:t>1.3. Cíle práce, metodika a využití literárních zdrojů (</w:t>
-      </w:r>
-      <w:proofErr w:type="spellStart"/>
-      <w:r>
-        <w:t>Ghosh</w:t>
-      </w:r>
-      <w:proofErr w:type="spellEnd"/>
-      <w:r>
-        <w:t xml:space="preserve"> 2007, </w:t>
-      </w:r>
-      <w:proofErr w:type="spellStart"/>
-      <w:r>
-        <w:t>Sedrakian</w:t>
-      </w:r>
-      <w:proofErr w:type="spellEnd"/>
-      <w:r>
-        <w:t xml:space="preserve"> et al. 2019, </w:t>
-      </w:r>
-      <w:proofErr w:type="spellStart"/>
-      <w:r>
-        <w:t>Graber</w:t>
-      </w:r>
-      <w:proofErr w:type="spellEnd"/>
-      <w:r>
-        <w:t xml:space="preserve"> et al. 2018).</w:t>
-      </w:r>
-    </w:p>
-    <w:p>
-      <w:pPr>
-        <w:pStyle w:val="Normlnweb"/>
+        <w:t>Strukturu okopírovat z prezentace</w:t>
+      </w:r>
+    </w:p>
+    <w:p>
+      <w:pPr>
+        <w:pStyle w:val="Odstavecseseznamem"/>
         <w:numPr>
           <w:ilvl w:val="0"/>
-          <w:numId w:val="4"/>
+          <w:numId w:val="10"/>
         </w:numPr>
       </w:pPr>
       <w:r>
-        <w:t>Teoretické Základy Neutronových Hvězd</w:t>
-      </w:r>
-      <w:r>
-        <w:br/>
-        <w:t>2.1. Fyzika husté hmoty a stavba neutronové hvězdy.</w:t>
-      </w:r>
-      <w:r>
-        <w:br/>
-        <w:t>2.1.1. Vnější kůra (</w:t>
-      </w:r>
-      <w:proofErr w:type="spellStart"/>
-      <w:r>
-        <w:t>crust</w:t>
-      </w:r>
-      <w:proofErr w:type="spellEnd"/>
-      <w:r>
-        <w:t xml:space="preserve">) a neutronová kapací hustota (neutron drip </w:t>
-      </w:r>
-      <w:proofErr w:type="spellStart"/>
-      <w:r>
-        <w:t>density</w:t>
-      </w:r>
-      <w:proofErr w:type="spellEnd"/>
-      <w:r>
-        <w:t>). [</w:t>
-      </w:r>
-      <w:proofErr w:type="spellStart"/>
-      <w:r>
-        <w:t>Ghosh</w:t>
-      </w:r>
-      <w:proofErr w:type="spellEnd"/>
-      <w:r>
-        <w:t>: Kap. 3]</w:t>
-      </w:r>
-      <w:r>
-        <w:br/>
-        <w:t>2.1.2. Rovnice stavu (EOS) a základní parametry (hmotnost, poloměr, moment setrvačnosti). [</w:t>
-      </w:r>
-      <w:proofErr w:type="spellStart"/>
-      <w:r>
-        <w:t>Ghosh</w:t>
-      </w:r>
-      <w:proofErr w:type="spellEnd"/>
-      <w:r>
-        <w:t>: Kap. 5]</w:t>
-      </w:r>
-      <w:r>
-        <w:br/>
-        <w:t>2.2. Rotační energie a elektromagnetické zpomalování (</w:t>
-      </w:r>
-      <w:proofErr w:type="spellStart"/>
-      <w:r>
-        <w:t>spindown</w:t>
-      </w:r>
-      <w:proofErr w:type="spellEnd"/>
-      <w:r>
-        <w:t>) pulsarů. [</w:t>
-      </w:r>
-      <w:proofErr w:type="spellStart"/>
-      <w:r>
-        <w:t>Ghosh</w:t>
-      </w:r>
-      <w:proofErr w:type="spellEnd"/>
-      <w:r>
-        <w:t>: Kap. 12.1.1]</w:t>
-      </w:r>
-    </w:p>
-    <w:p>
-      <w:pPr>
-        <w:pStyle w:val="Normlnweb"/>
+        <w:t xml:space="preserve">Více rozepsat, jak funguje </w:t>
+      </w:r>
+      <w:proofErr w:type="spellStart"/>
+      <w:r>
+        <w:t>supratekutina</w:t>
+      </w:r>
+      <w:proofErr w:type="spellEnd"/>
+    </w:p>
+    <w:p>
+      <w:pPr>
+        <w:pStyle w:val="Odstavecseseznamem"/>
         <w:numPr>
           <w:ilvl w:val="0"/>
-          <w:numId w:val="4"/>
+          <w:numId w:val="10"/>
         </w:numPr>
       </w:pPr>
-      <w:r>
-        <w:t>Fyzika Supratekutosti v Kůře Neutronové Hvězdy</w:t>
-      </w:r>
-      <w:r>
-        <w:br/>
-        <w:t>3.1. Kvantová mechanika supratekutosti.</w:t>
-      </w:r>
-      <w:r>
-        <w:br/>
-        <w:t xml:space="preserve">3.1.1. Teorie BCS a </w:t>
-      </w:r>
-      <w:proofErr w:type="spellStart"/>
-      <w:r>
-        <w:t>Cooperovo</w:t>
-      </w:r>
-      <w:proofErr w:type="spellEnd"/>
-      <w:r>
-        <w:t xml:space="preserve"> párování nukleonů. [</w:t>
-      </w:r>
-      <w:proofErr w:type="spellStart"/>
-      <w:r>
-        <w:t>Ghosh</w:t>
-      </w:r>
-      <w:proofErr w:type="spellEnd"/>
-      <w:r>
-        <w:t xml:space="preserve">: Kap. 8.1.1; </w:t>
-      </w:r>
-      <w:proofErr w:type="spellStart"/>
-      <w:r>
-        <w:t>Sedrakian</w:t>
-      </w:r>
-      <w:proofErr w:type="spellEnd"/>
-      <w:r>
-        <w:t xml:space="preserve"> et al. 2019]</w:t>
-      </w:r>
-      <w:r>
-        <w:br/>
-        <w:t>3.1.2. Energetická mezera ($E_G$) a kritická teplota ($</w:t>
-      </w:r>
-      <w:proofErr w:type="spellStart"/>
-      <w:r>
-        <w:t>T_c</w:t>
-      </w:r>
-      <w:proofErr w:type="spellEnd"/>
-      <w:r>
-        <w:t>$) pro neutrony a protony. [</w:t>
-      </w:r>
-      <w:proofErr w:type="spellStart"/>
-      <w:r>
-        <w:t>Ghosh</w:t>
-      </w:r>
-      <w:proofErr w:type="spellEnd"/>
-      <w:r>
-        <w:t>: Kap. 8.1.2]</w:t>
-      </w:r>
-      <w:r>
-        <w:br/>
-        <w:t xml:space="preserve">3.2. </w:t>
-      </w:r>
-      <w:proofErr w:type="spellStart"/>
-      <w:r>
-        <w:t>Supratekutá</w:t>
-      </w:r>
-      <w:proofErr w:type="spellEnd"/>
-      <w:r>
-        <w:t xml:space="preserve"> složka v rotující kůře.</w:t>
-      </w:r>
-      <w:r>
-        <w:br/>
-        <w:t>3.2.1. Kvantované víry (</w:t>
-      </w:r>
-      <w:proofErr w:type="spellStart"/>
-      <w:r>
-        <w:t>vortex</w:t>
-      </w:r>
-      <w:proofErr w:type="spellEnd"/>
-      <w:r>
-        <w:t xml:space="preserve"> lines) a hustota vírů. [</w:t>
-      </w:r>
-      <w:proofErr w:type="spellStart"/>
-      <w:r>
-        <w:t>Ghosh</w:t>
-      </w:r>
-      <w:proofErr w:type="spellEnd"/>
-      <w:r>
-        <w:t>: Kap. 8.1.3]</w:t>
-      </w:r>
-      <w:r>
-        <w:br/>
-        <w:t xml:space="preserve">3.2.2. Model dvou komponent: Pevná kůra (c-složka) a oddělená </w:t>
-      </w:r>
-      <w:proofErr w:type="spellStart"/>
-      <w:r>
-        <w:t>supratekutá</w:t>
-      </w:r>
-      <w:proofErr w:type="spellEnd"/>
-      <w:r>
-        <w:t xml:space="preserve"> kůra (s-složka). [</w:t>
-      </w:r>
-      <w:proofErr w:type="spellStart"/>
-      <w:r>
-        <w:t>Ghosh</w:t>
-      </w:r>
-      <w:proofErr w:type="spellEnd"/>
-      <w:r>
-        <w:t>: Kap. 8.2]</w:t>
-      </w:r>
-    </w:p>
-    <w:p>
-      <w:pPr>
-        <w:pStyle w:val="Normlnweb"/>
-        <w:numPr>
-          <w:ilvl w:val="0"/>
-          <w:numId w:val="4"/>
-        </w:numPr>
-      </w:pPr>
-      <w:r>
-        <w:t xml:space="preserve">Vliv Supratekutosti na Pozorované </w:t>
-      </w:r>
-      <w:proofErr w:type="spellStart"/>
-      <w:r>
-        <w:t>Irregularity</w:t>
-      </w:r>
-      <w:proofErr w:type="spellEnd"/>
-      <w:r>
-        <w:br/>
-        <w:t>4.1. Popis a klasifikace pozorovaných nepravidelností (</w:t>
-      </w:r>
-      <w:proofErr w:type="spellStart"/>
-      <w:r>
-        <w:t>glitch</w:t>
-      </w:r>
-      <w:proofErr w:type="spellEnd"/>
-      <w:r>
-        <w:t xml:space="preserve">, </w:t>
-      </w:r>
-      <w:proofErr w:type="spellStart"/>
-      <w:r>
-        <w:t>timing</w:t>
-      </w:r>
-      <w:proofErr w:type="spellEnd"/>
-      <w:r>
-        <w:t xml:space="preserve"> </w:t>
-      </w:r>
-      <w:proofErr w:type="spellStart"/>
-      <w:r>
-        <w:t>noise</w:t>
-      </w:r>
-      <w:proofErr w:type="spellEnd"/>
-      <w:r>
-        <w:t>). [</w:t>
-      </w:r>
-      <w:proofErr w:type="spellStart"/>
-      <w:r>
-        <w:t>Ghosh</w:t>
-      </w:r>
-      <w:proofErr w:type="spellEnd"/>
-      <w:r>
-        <w:t>: Kap. 7.2.3]</w:t>
-      </w:r>
-      <w:r>
-        <w:br/>
-        <w:t xml:space="preserve">4.2. Teorie </w:t>
-      </w:r>
-      <w:proofErr w:type="spellStart"/>
-      <w:r>
-        <w:t>pinování</w:t>
-      </w:r>
-      <w:proofErr w:type="spellEnd"/>
-      <w:r>
-        <w:t xml:space="preserve"> vírů (</w:t>
-      </w:r>
-      <w:proofErr w:type="spellStart"/>
-      <w:r>
-        <w:t>Vortex</w:t>
-      </w:r>
-      <w:proofErr w:type="spellEnd"/>
-      <w:r>
-        <w:t xml:space="preserve"> </w:t>
-      </w:r>
-      <w:proofErr w:type="spellStart"/>
-      <w:r>
-        <w:t>Pinning</w:t>
-      </w:r>
-      <w:proofErr w:type="spellEnd"/>
-      <w:r>
-        <w:t>).</w:t>
-      </w:r>
-      <w:r>
-        <w:br/>
-        <w:t xml:space="preserve">4.2.1. </w:t>
-      </w:r>
-      <w:proofErr w:type="spellStart"/>
-      <w:r>
-        <w:t>Pinovací</w:t>
-      </w:r>
-      <w:proofErr w:type="spellEnd"/>
-      <w:r>
-        <w:t xml:space="preserve"> síla ($</w:t>
-      </w:r>
-      <w:proofErr w:type="spellStart"/>
-      <w:r>
-        <w:t>F_p</w:t>
-      </w:r>
-      <w:proofErr w:type="spellEnd"/>
-      <w:r>
-        <w:t>$) a energeticky výhodná místa v mřížce jader. [</w:t>
-      </w:r>
-      <w:proofErr w:type="spellStart"/>
-      <w:r>
-        <w:t>Ghosh</w:t>
-      </w:r>
-      <w:proofErr w:type="spellEnd"/>
-      <w:r>
-        <w:t>: Kap. 8.3]</w:t>
-      </w:r>
-      <w:r>
-        <w:br/>
-        <w:t>4.2.2. Hromadění napětí: Kritické zpoždění frekvencí ($\delta\Omega_{\text{</w:t>
-      </w:r>
-      <w:proofErr w:type="spellStart"/>
-      <w:r>
-        <w:t>crit</w:t>
-      </w:r>
-      <w:proofErr w:type="spellEnd"/>
-      <w:proofErr w:type="gramStart"/>
-      <w:r>
-        <w:t>}}$</w:t>
-      </w:r>
-      <w:proofErr w:type="gramEnd"/>
-      <w:r>
-        <w:t>).</w:t>
-      </w:r>
-      <w:r>
-        <w:br/>
-        <w:t xml:space="preserve">4.3. Mechanismus vzniku </w:t>
-      </w:r>
-      <w:proofErr w:type="spellStart"/>
-      <w:r>
-        <w:t>glitchů</w:t>
-      </w:r>
-      <w:proofErr w:type="spellEnd"/>
-      <w:r>
-        <w:t xml:space="preserve"> (náhlé </w:t>
-      </w:r>
-      <w:proofErr w:type="spellStart"/>
-      <w:r>
-        <w:t>odpnutí</w:t>
-      </w:r>
-      <w:proofErr w:type="spellEnd"/>
-      <w:r>
-        <w:t xml:space="preserve"> vírů).</w:t>
-      </w:r>
-      <w:r>
-        <w:br/>
-        <w:t>4.3.1. Kontrast k hypotéze hvězdných otřesů (</w:t>
-      </w:r>
-      <w:proofErr w:type="spellStart"/>
-      <w:r>
-        <w:t>starquakes</w:t>
-      </w:r>
-      <w:proofErr w:type="spellEnd"/>
-      <w:r>
-        <w:t>). [</w:t>
-      </w:r>
-      <w:proofErr w:type="spellStart"/>
-      <w:r>
-        <w:t>Ghosh</w:t>
-      </w:r>
-      <w:proofErr w:type="spellEnd"/>
-      <w:r>
-        <w:t>: Kap. 7.2.3.5]</w:t>
-      </w:r>
-      <w:r>
-        <w:br/>
-        <w:t>4.4. Post-</w:t>
-      </w:r>
-      <w:proofErr w:type="spellStart"/>
-      <w:r>
-        <w:t>glitch</w:t>
-      </w:r>
-      <w:proofErr w:type="spellEnd"/>
-      <w:r>
-        <w:t xml:space="preserve"> relaxace a model vířivého toku (</w:t>
-      </w:r>
-      <w:proofErr w:type="spellStart"/>
-      <w:r>
-        <w:t>vortex</w:t>
-      </w:r>
-      <w:proofErr w:type="spellEnd"/>
-      <w:r>
-        <w:t xml:space="preserve"> </w:t>
-      </w:r>
-      <w:proofErr w:type="spellStart"/>
-      <w:r>
-        <w:t>creep</w:t>
-      </w:r>
-      <w:proofErr w:type="spellEnd"/>
-      <w:r>
-        <w:t>). [</w:t>
-      </w:r>
-      <w:proofErr w:type="spellStart"/>
-      <w:r>
-        <w:t>Ghosh</w:t>
-      </w:r>
-      <w:proofErr w:type="spellEnd"/>
-      <w:r>
-        <w:t>: Kap. 8.4]</w:t>
-      </w:r>
-    </w:p>
-    <w:p>
-      <w:pPr>
-        <w:pStyle w:val="Normlnweb"/>
-        <w:numPr>
-          <w:ilvl w:val="0"/>
-          <w:numId w:val="4"/>
-        </w:numPr>
-      </w:pPr>
-      <w:r>
-        <w:t>Diagnostika a Omezení Parametrů</w:t>
-      </w:r>
-      <w:r>
-        <w:br/>
-        <w:t>5.1. Analýza relaxačního času a nelineární modely vířivého toku. [</w:t>
-      </w:r>
-      <w:proofErr w:type="spellStart"/>
-      <w:r>
-        <w:t>Ghosh</w:t>
-      </w:r>
-      <w:proofErr w:type="spellEnd"/>
-      <w:r>
-        <w:t>: Kap. 8.4.2]</w:t>
-      </w:r>
-      <w:r>
-        <w:br/>
-        <w:t>5.2. Omezení na moment setrvačnosti kůry.</w:t>
-      </w:r>
-      <w:r>
-        <w:br/>
-        <w:t xml:space="preserve">5.2.1. Využití dat o </w:t>
-      </w:r>
-      <w:proofErr w:type="spellStart"/>
-      <w:r>
-        <w:t>glitchech</w:t>
-      </w:r>
-      <w:proofErr w:type="spellEnd"/>
-      <w:r>
-        <w:t xml:space="preserve"> ke stanovení frakčního momentu setrvačnosti </w:t>
-      </w:r>
-      <w:proofErr w:type="spellStart"/>
-      <w:r>
-        <w:t>supratekuté</w:t>
-      </w:r>
-      <w:proofErr w:type="spellEnd"/>
-      <w:r>
-        <w:t xml:space="preserve"> složky ($\Delta I_{\text{</w:t>
-      </w:r>
-      <w:proofErr w:type="spellStart"/>
-      <w:r>
-        <w:t>crust</w:t>
-      </w:r>
-      <w:proofErr w:type="spellEnd"/>
-      <w:proofErr w:type="gramStart"/>
-      <w:r>
-        <w:t>}}/</w:t>
-      </w:r>
-      <w:proofErr w:type="gramEnd"/>
-      <w:r>
-        <w:t>I$). [</w:t>
-      </w:r>
-      <w:proofErr w:type="spellStart"/>
-      <w:r>
-        <w:t>Ghosh</w:t>
-      </w:r>
-      <w:proofErr w:type="spellEnd"/>
-      <w:r>
-        <w:t>: Kap. 8.5, 5.5.5.1]</w:t>
-      </w:r>
-      <w:r>
-        <w:br/>
-        <w:t xml:space="preserve">5.3. Moderní omezení z pozorování rychlého vzestupu </w:t>
-      </w:r>
-      <w:proofErr w:type="spellStart"/>
-      <w:r>
-        <w:t>glitchů</w:t>
-      </w:r>
-      <w:proofErr w:type="spellEnd"/>
-      <w:r>
-        <w:t>. [</w:t>
-      </w:r>
-      <w:proofErr w:type="spellStart"/>
-      <w:r>
-        <w:t>Graber</w:t>
-      </w:r>
-      <w:proofErr w:type="spellEnd"/>
-      <w:r>
-        <w:t xml:space="preserve"> et al. 2018]</w:t>
-      </w:r>
-      <w:r>
-        <w:br/>
-        <w:t xml:space="preserve">5.3.1. Důsledky pro rychlost spojení mezi </w:t>
-      </w:r>
-      <w:proofErr w:type="spellStart"/>
-      <w:r>
-        <w:t>supratekutou</w:t>
-      </w:r>
-      <w:proofErr w:type="spellEnd"/>
-      <w:r>
-        <w:t xml:space="preserve"> složkou a kůrou.</w:t>
-      </w:r>
-      <w:r>
-        <w:br/>
-        <w:t>5.4. Důsledky pro teplotu kůry a magnetické pole.</w:t>
-      </w:r>
-    </w:p>
-    <w:p>
-      <w:pPr>
-        <w:pStyle w:val="Normlnweb"/>
-        <w:numPr>
-          <w:ilvl w:val="0"/>
-          <w:numId w:val="4"/>
-        </w:numPr>
-      </w:pPr>
-      <w:r>
-        <w:t>Závěr (</w:t>
-      </w:r>
-      <w:proofErr w:type="spellStart"/>
-      <w:r>
-        <w:t>Conclusion</w:t>
-      </w:r>
-      <w:proofErr w:type="spellEnd"/>
-      <w:r>
-        <w:t>)</w:t>
-      </w:r>
-      <w:r>
-        <w:br/>
-        <w:t xml:space="preserve">6.1. Shrnutí klíčových zjištění o vlivu </w:t>
-      </w:r>
-      <w:proofErr w:type="spellStart"/>
-      <w:r>
-        <w:t>supratekuté</w:t>
-      </w:r>
-      <w:proofErr w:type="spellEnd"/>
-      <w:r>
-        <w:t xml:space="preserve"> složky na rotaci pulsarů.</w:t>
-      </w:r>
-      <w:r>
-        <w:br/>
-      </w:r>
-      <w:r>
-        <w:lastRenderedPageBreak/>
-        <w:t>6.2. Přehled dosažených cílů práce.</w:t>
-      </w:r>
-      <w:r>
-        <w:br/>
-        <w:t>6.3. Omezení stávajících modelů a návrhy pro budoucí výzkum.</w:t>
-      </w:r>
-    </w:p>
+      <w:proofErr w:type="spellStart"/>
+      <w:r>
+        <w:t>Tříkomponentní</w:t>
+      </w:r>
+      <w:proofErr w:type="spellEnd"/>
+      <w:r>
+        <w:t xml:space="preserve"> model vysvětlit až na začátku praktické části u článku</w:t>
+      </w:r>
+    </w:p>
+    <w:p/>
     <w:p/>
     <w:sectPr>
       <w:pgSz w:w="11906" w:h="16838"/>
@@ -17577,6 +17024,119 @@
     <w:nsid w:val="6E370359"/>
     <w:multiLevelType w:val="hybridMultilevel"/>
     <w:tmpl w:val="16E6C622"/>
+    <w:lvl w:ilvl="0" w:tplc="04050001">
+      <w:start w:val="1"/>
+      <w:numFmt w:val="bullet"/>
+      <w:lvlText w:val=""/>
+      <w:lvlJc w:val="left"/>
+      <w:pPr>
+        <w:ind w:left="720" w:hanging="360"/>
+      </w:pPr>
+      <w:rPr>
+        <w:rFonts w:ascii="Symbol" w:hAnsi="Symbol" w:hint="default"/>
+      </w:rPr>
+    </w:lvl>
+    <w:lvl w:ilvl="1" w:tplc="04050003" w:tentative="1">
+      <w:start w:val="1"/>
+      <w:numFmt w:val="bullet"/>
+      <w:lvlText w:val="o"/>
+      <w:lvlJc w:val="left"/>
+      <w:pPr>
+        <w:ind w:left="1440" w:hanging="360"/>
+      </w:pPr>
+      <w:rPr>
+        <w:rFonts w:ascii="Courier New" w:hAnsi="Courier New" w:cs="Courier New" w:hint="default"/>
+      </w:rPr>
+    </w:lvl>
+    <w:lvl w:ilvl="2" w:tplc="04050005" w:tentative="1">
+      <w:start w:val="1"/>
+      <w:numFmt w:val="bullet"/>
+      <w:lvlText w:val=""/>
+      <w:lvlJc w:val="left"/>
+      <w:pPr>
+        <w:ind w:left="2160" w:hanging="360"/>
+      </w:pPr>
+      <w:rPr>
+        <w:rFonts w:ascii="Wingdings" w:hAnsi="Wingdings" w:hint="default"/>
+      </w:rPr>
+    </w:lvl>
+    <w:lvl w:ilvl="3" w:tplc="04050001" w:tentative="1">
+      <w:start w:val="1"/>
+      <w:numFmt w:val="bullet"/>
+      <w:lvlText w:val=""/>
+      <w:lvlJc w:val="left"/>
+      <w:pPr>
+        <w:ind w:left="2880" w:hanging="360"/>
+      </w:pPr>
+      <w:rPr>
+        <w:rFonts w:ascii="Symbol" w:hAnsi="Symbol" w:hint="default"/>
+      </w:rPr>
+    </w:lvl>
+    <w:lvl w:ilvl="4" w:tplc="04050003" w:tentative="1">
+      <w:start w:val="1"/>
+      <w:numFmt w:val="bullet"/>
+      <w:lvlText w:val="o"/>
+      <w:lvlJc w:val="left"/>
+      <w:pPr>
+        <w:ind w:left="3600" w:hanging="360"/>
+      </w:pPr>
+      <w:rPr>
+        <w:rFonts w:ascii="Courier New" w:hAnsi="Courier New" w:cs="Courier New" w:hint="default"/>
+      </w:rPr>
+    </w:lvl>
+    <w:lvl w:ilvl="5" w:tplc="04050005" w:tentative="1">
+      <w:start w:val="1"/>
+      <w:numFmt w:val="bullet"/>
+      <w:lvlText w:val=""/>
+      <w:lvlJc w:val="left"/>
+      <w:pPr>
+        <w:ind w:left="4320" w:hanging="360"/>
+      </w:pPr>
+      <w:rPr>
+        <w:rFonts w:ascii="Wingdings" w:hAnsi="Wingdings" w:hint="default"/>
+      </w:rPr>
+    </w:lvl>
+    <w:lvl w:ilvl="6" w:tplc="04050001" w:tentative="1">
+      <w:start w:val="1"/>
+      <w:numFmt w:val="bullet"/>
+      <w:lvlText w:val=""/>
+      <w:lvlJc w:val="left"/>
+      <w:pPr>
+        <w:ind w:left="5040" w:hanging="360"/>
+      </w:pPr>
+      <w:rPr>
+        <w:rFonts w:ascii="Symbol" w:hAnsi="Symbol" w:hint="default"/>
+      </w:rPr>
+    </w:lvl>
+    <w:lvl w:ilvl="7" w:tplc="04050003" w:tentative="1">
+      <w:start w:val="1"/>
+      <w:numFmt w:val="bullet"/>
+      <w:lvlText w:val="o"/>
+      <w:lvlJc w:val="left"/>
+      <w:pPr>
+        <w:ind w:left="5760" w:hanging="360"/>
+      </w:pPr>
+      <w:rPr>
+        <w:rFonts w:ascii="Courier New" w:hAnsi="Courier New" w:cs="Courier New" w:hint="default"/>
+      </w:rPr>
+    </w:lvl>
+    <w:lvl w:ilvl="8" w:tplc="04050005" w:tentative="1">
+      <w:start w:val="1"/>
+      <w:numFmt w:val="bullet"/>
+      <w:lvlText w:val=""/>
+      <w:lvlJc w:val="left"/>
+      <w:pPr>
+        <w:ind w:left="6480" w:hanging="360"/>
+      </w:pPr>
+      <w:rPr>
+        <w:rFonts w:ascii="Wingdings" w:hAnsi="Wingdings" w:hint="default"/>
+      </w:rPr>
+    </w:lvl>
+  </w:abstractNum>
+  <w:abstractNum w:abstractNumId="9" w15:restartNumberingAfterBreak="0">
+    <w:nsid w:val="74DE2BAD"/>
+    <w:multiLevelType w:val="hybridMultilevel"/>
+    <w:tmpl w:val="80DA9B20"/>
     <w:lvl w:ilvl="0" w:tplc="04050001">
       <w:start w:val="1"/>
       <w:numFmt w:val="bullet"/>
@@ -17712,6 +17272,9 @@
   </w:num>
   <w:num w:numId="9" w16cid:durableId="3823814">
     <w:abstractNumId w:val="8"/>
+  </w:num>
+  <w:num w:numId="10" w16cid:durableId="1998802144">
+    <w:abstractNumId w:val="9"/>
   </w:num>
 </w:numbering>
 </file>
